--- a/paper/Weld Result NR 2026-02-26.docx
+++ b/paper/Weld Result NR 2026-02-26.docx
@@ -2278,6 +2278,187 @@
           <w:szCs w:val="24"/>
         </w:rPr>
       </w:pPr>
+      <w:r>
+        <w:rPr>
+          <w:rFonts w:ascii="Calibri" w:hAnsi="Calibri" w:cs="Calibri"/>
+          <w:noProof/>
+          <w:szCs w:val="24"/>
+        </w:rPr>
+        <w:drawing>
+          <wp:inline distT="0" distB="0" distL="0" distR="0" wp14:anchorId="6C4A21B4" wp14:editId="297E36C4">
+            <wp:extent cx="5932805" cy="2143125"/>
+            <wp:effectExtent l="0" t="0" r="0" b="9525"/>
+            <wp:docPr id="433104315" name="Picture 1"/>
+            <wp:cNvGraphicFramePr>
+              <a:graphicFrameLocks xmlns:a="http://schemas.openxmlformats.org/drawingml/2006/main" noChangeAspect="1"/>
+            </wp:cNvGraphicFramePr>
+            <a:graphic xmlns:a="http://schemas.openxmlformats.org/drawingml/2006/main">
+              <a:graphicData uri="http://schemas.openxmlformats.org/drawingml/2006/picture">
+                <pic:pic xmlns:pic="http://schemas.openxmlformats.org/drawingml/2006/picture">
+                  <pic:nvPicPr>
+                    <pic:cNvPr id="0" name="Picture 1"/>
+                    <pic:cNvPicPr>
+                      <a:picLocks noChangeAspect="1" noChangeArrowheads="1"/>
+                    </pic:cNvPicPr>
+                  </pic:nvPicPr>
+                  <pic:blipFill>
+                    <a:blip r:embed="rId7" cstate="print">
+                      <a:extLst>
+                        <a:ext uri="{28A0092B-C50C-407E-A947-70E740481C1C}">
+                          <a14:useLocalDpi xmlns:a14="http://schemas.microsoft.com/office/drawing/2010/main" val="0"/>
+                        </a:ext>
+                      </a:extLst>
+                    </a:blip>
+                    <a:srcRect/>
+                    <a:stretch>
+                      <a:fillRect/>
+                    </a:stretch>
+                  </pic:blipFill>
+                  <pic:spPr bwMode="auto">
+                    <a:xfrm>
+                      <a:off x="0" y="0"/>
+                      <a:ext cx="5932805" cy="2143125"/>
+                    </a:xfrm>
+                    <a:prstGeom prst="rect">
+                      <a:avLst/>
+                    </a:prstGeom>
+                    <a:noFill/>
+                    <a:ln>
+                      <a:noFill/>
+                    </a:ln>
+                  </pic:spPr>
+                </pic:pic>
+              </a:graphicData>
+            </a:graphic>
+          </wp:inline>
+        </w:drawing>
+      </w:r>
+    </w:p>
+    <w:p>
+      <w:pPr>
+        <w:rPr>
+          <w:rFonts w:ascii="Calibri" w:hAnsi="Calibri" w:cs="Calibri"/>
+          <w:szCs w:val="24"/>
+        </w:rPr>
+      </w:pPr>
+      <w:r>
+        <w:rPr>
+          <w:rFonts w:ascii="Calibri" w:hAnsi="Calibri" w:cs="Calibri"/>
+          <w:noProof/>
+          <w:szCs w:val="24"/>
+        </w:rPr>
+        <w:drawing>
+          <wp:inline distT="0" distB="0" distL="0" distR="0" wp14:anchorId="6E4AE029" wp14:editId="5FF0872A">
+            <wp:extent cx="5932805" cy="2128520"/>
+            <wp:effectExtent l="0" t="0" r="0" b="5080"/>
+            <wp:docPr id="1094205234" name="Picture 2"/>
+            <wp:cNvGraphicFramePr>
+              <a:graphicFrameLocks xmlns:a="http://schemas.openxmlformats.org/drawingml/2006/main" noChangeAspect="1"/>
+            </wp:cNvGraphicFramePr>
+            <a:graphic xmlns:a="http://schemas.openxmlformats.org/drawingml/2006/main">
+              <a:graphicData uri="http://schemas.openxmlformats.org/drawingml/2006/picture">
+                <pic:pic xmlns:pic="http://schemas.openxmlformats.org/drawingml/2006/picture">
+                  <pic:nvPicPr>
+                    <pic:cNvPr id="0" name="Picture 2"/>
+                    <pic:cNvPicPr>
+                      <a:picLocks noChangeAspect="1" noChangeArrowheads="1"/>
+                    </pic:cNvPicPr>
+                  </pic:nvPicPr>
+                  <pic:blipFill>
+                    <a:blip r:embed="rId8" cstate="print">
+                      <a:extLst>
+                        <a:ext uri="{28A0092B-C50C-407E-A947-70E740481C1C}">
+                          <a14:useLocalDpi xmlns:a14="http://schemas.microsoft.com/office/drawing/2010/main" val="0"/>
+                        </a:ext>
+                      </a:extLst>
+                    </a:blip>
+                    <a:srcRect/>
+                    <a:stretch>
+                      <a:fillRect/>
+                    </a:stretch>
+                  </pic:blipFill>
+                  <pic:spPr bwMode="auto">
+                    <a:xfrm>
+                      <a:off x="0" y="0"/>
+                      <a:ext cx="5932805" cy="2128520"/>
+                    </a:xfrm>
+                    <a:prstGeom prst="rect">
+                      <a:avLst/>
+                    </a:prstGeom>
+                    <a:noFill/>
+                    <a:ln>
+                      <a:noFill/>
+                    </a:ln>
+                  </pic:spPr>
+                </pic:pic>
+              </a:graphicData>
+            </a:graphic>
+          </wp:inline>
+        </w:drawing>
+      </w:r>
+    </w:p>
+    <w:p>
+      <w:pPr>
+        <w:rPr>
+          <w:rFonts w:ascii="Calibri" w:hAnsi="Calibri" w:cs="Calibri"/>
+          <w:szCs w:val="24"/>
+        </w:rPr>
+      </w:pPr>
+      <w:r>
+        <w:rPr>
+          <w:rFonts w:ascii="Calibri" w:hAnsi="Calibri" w:cs="Calibri"/>
+          <w:noProof/>
+          <w:szCs w:val="24"/>
+        </w:rPr>
+        <w:drawing>
+          <wp:inline distT="0" distB="0" distL="0" distR="0" wp14:anchorId="110BEA66" wp14:editId="409CF1AE">
+            <wp:extent cx="5932805" cy="2165350"/>
+            <wp:effectExtent l="0" t="0" r="0" b="6350"/>
+            <wp:docPr id="1432205576" name="Picture 3"/>
+            <wp:cNvGraphicFramePr>
+              <a:graphicFrameLocks xmlns:a="http://schemas.openxmlformats.org/drawingml/2006/main" noChangeAspect="1"/>
+            </wp:cNvGraphicFramePr>
+            <a:graphic xmlns:a="http://schemas.openxmlformats.org/drawingml/2006/main">
+              <a:graphicData uri="http://schemas.openxmlformats.org/drawingml/2006/picture">
+                <pic:pic xmlns:pic="http://schemas.openxmlformats.org/drawingml/2006/picture">
+                  <pic:nvPicPr>
+                    <pic:cNvPr id="0" name="Picture 3"/>
+                    <pic:cNvPicPr>
+                      <a:picLocks noChangeAspect="1" noChangeArrowheads="1"/>
+                    </pic:cNvPicPr>
+                  </pic:nvPicPr>
+                  <pic:blipFill>
+                    <a:blip r:embed="rId9" cstate="print">
+                      <a:extLst>
+                        <a:ext uri="{28A0092B-C50C-407E-A947-70E740481C1C}">
+                          <a14:useLocalDpi xmlns:a14="http://schemas.microsoft.com/office/drawing/2010/main" val="0"/>
+                        </a:ext>
+                      </a:extLst>
+                    </a:blip>
+                    <a:srcRect/>
+                    <a:stretch>
+                      <a:fillRect/>
+                    </a:stretch>
+                  </pic:blipFill>
+                  <pic:spPr bwMode="auto">
+                    <a:xfrm>
+                      <a:off x="0" y="0"/>
+                      <a:ext cx="5932805" cy="2165350"/>
+                    </a:xfrm>
+                    <a:prstGeom prst="rect">
+                      <a:avLst/>
+                    </a:prstGeom>
+                    <a:noFill/>
+                    <a:ln>
+                      <a:noFill/>
+                    </a:ln>
+                  </pic:spPr>
+                </pic:pic>
+              </a:graphicData>
+            </a:graphic>
+          </wp:inline>
+        </w:drawing>
+      </w:r>
     </w:p>
     <w:sectPr>
       <w:pgSz w:w="12240" w:h="15840"/>
@@ -3242,6 +3423,7 @@
   <w:style w:type="character" w:default="1" w:styleId="DefaultParagraphFont">
     <w:name w:val="Default Paragraph Font"/>
     <w:uiPriority w:val="1"/>
+    <w:semiHidden/>
     <w:unhideWhenUsed/>
   </w:style>
   <w:style w:type="table" w:default="1" w:styleId="TableNormal">

--- a/paper/Weld Result NR 2026-02-26.docx
+++ b/paper/Weld Result NR 2026-02-26.docx
@@ -776,13 +776,13 @@
         <w:tblLook w:val="04A0" w:firstRow="1" w:lastRow="0" w:firstColumn="1" w:lastColumn="0" w:noHBand="0" w:noVBand="1"/>
       </w:tblPr>
       <w:tblGrid>
-        <w:gridCol w:w="1161"/>
-        <w:gridCol w:w="1558"/>
-        <w:gridCol w:w="1070"/>
-        <w:gridCol w:w="894"/>
-        <w:gridCol w:w="961"/>
-        <w:gridCol w:w="2282"/>
-        <w:gridCol w:w="1418"/>
+        <w:gridCol w:w="1088"/>
+        <w:gridCol w:w="1543"/>
+        <w:gridCol w:w="1112"/>
+        <w:gridCol w:w="883"/>
+        <w:gridCol w:w="925"/>
+        <w:gridCol w:w="2468"/>
+        <w:gridCol w:w="1325"/>
       </w:tblGrid>
       <w:tr>
         <w:trPr>
@@ -814,6 +814,8 @@
                 <w:rFonts w:ascii="Calibri" w:hAnsi="Calibri" w:cs="Calibri"/>
                 <w:b/>
                 <w:bCs/>
+                <w:sz w:val="22"/>
+                <w:szCs w:val="22"/>
               </w:rPr>
             </w:pPr>
             <w:r>
@@ -821,6 +823,8 @@
                 <w:rFonts w:ascii="Calibri" w:hAnsi="Calibri" w:cs="Calibri"/>
                 <w:b/>
                 <w:bCs/>
+                <w:sz w:val="22"/>
+                <w:szCs w:val="22"/>
               </w:rPr>
               <w:t>Predictor</w:t>
             </w:r>
@@ -852,6 +856,8 @@
                 <w:rFonts w:ascii="Calibri" w:hAnsi="Calibri" w:cs="Calibri"/>
                 <w:b/>
                 <w:bCs/>
+                <w:sz w:val="22"/>
+                <w:szCs w:val="22"/>
               </w:rPr>
             </w:pPr>
             <w:r>
@@ -859,6 +865,8 @@
                 <w:rFonts w:ascii="Calibri" w:hAnsi="Calibri" w:cs="Calibri"/>
                 <w:b/>
                 <w:bCs/>
+                <w:sz w:val="22"/>
+                <w:szCs w:val="22"/>
               </w:rPr>
               <w:t>Coefficient (β)</w:t>
             </w:r>
@@ -890,6 +898,8 @@
                 <w:rFonts w:ascii="Calibri" w:hAnsi="Calibri" w:cs="Calibri"/>
                 <w:b/>
                 <w:bCs/>
+                <w:sz w:val="22"/>
+                <w:szCs w:val="22"/>
               </w:rPr>
             </w:pPr>
             <w:r>
@@ -897,6 +907,8 @@
                 <w:rFonts w:ascii="Calibri" w:hAnsi="Calibri" w:cs="Calibri"/>
                 <w:b/>
                 <w:bCs/>
+                <w:sz w:val="22"/>
+                <w:szCs w:val="22"/>
               </w:rPr>
               <w:t>Std. Error</w:t>
             </w:r>
@@ -928,6 +940,8 @@
                 <w:rFonts w:ascii="Calibri" w:hAnsi="Calibri" w:cs="Calibri"/>
                 <w:b/>
                 <w:bCs/>
+                <w:sz w:val="22"/>
+                <w:szCs w:val="22"/>
               </w:rPr>
             </w:pPr>
             <w:r>
@@ -935,6 +949,8 @@
                 <w:rFonts w:ascii="Calibri" w:hAnsi="Calibri" w:cs="Calibri"/>
                 <w:b/>
                 <w:bCs/>
+                <w:sz w:val="22"/>
+                <w:szCs w:val="22"/>
               </w:rPr>
               <w:t>t-value</w:t>
             </w:r>
@@ -966,6 +982,8 @@
                 <w:rFonts w:ascii="Calibri" w:hAnsi="Calibri" w:cs="Calibri"/>
                 <w:b/>
                 <w:bCs/>
+                <w:sz w:val="22"/>
+                <w:szCs w:val="22"/>
               </w:rPr>
             </w:pPr>
             <w:r>
@@ -973,6 +991,8 @@
                 <w:rFonts w:ascii="Calibri" w:hAnsi="Calibri" w:cs="Calibri"/>
                 <w:b/>
                 <w:bCs/>
+                <w:sz w:val="22"/>
+                <w:szCs w:val="22"/>
               </w:rPr>
               <w:t>p-value</w:t>
             </w:r>
@@ -1004,6 +1024,8 @@
                 <w:rFonts w:ascii="Calibri" w:hAnsi="Calibri" w:cs="Calibri"/>
                 <w:b/>
                 <w:bCs/>
+                <w:sz w:val="22"/>
+                <w:szCs w:val="22"/>
               </w:rPr>
             </w:pPr>
             <w:r>
@@ -1011,6 +1033,8 @@
                 <w:rFonts w:ascii="Calibri" w:hAnsi="Calibri" w:cs="Calibri"/>
                 <w:b/>
                 <w:bCs/>
+                <w:sz w:val="22"/>
+                <w:szCs w:val="22"/>
               </w:rPr>
               <w:t>95% Confidence Interval</w:t>
             </w:r>
@@ -1042,6 +1066,8 @@
                 <w:rFonts w:ascii="Calibri" w:hAnsi="Calibri" w:cs="Calibri"/>
                 <w:b/>
                 <w:bCs/>
+                <w:sz w:val="22"/>
+                <w:szCs w:val="22"/>
               </w:rPr>
             </w:pPr>
             <w:r>
@@ -1049,6 +1075,8 @@
                 <w:rFonts w:ascii="Calibri" w:hAnsi="Calibri" w:cs="Calibri"/>
                 <w:b/>
                 <w:bCs/>
+                <w:sz w:val="22"/>
+                <w:szCs w:val="22"/>
               </w:rPr>
               <w:t>Significance</w:t>
             </w:r>
@@ -1079,11 +1107,15 @@
               <w:pStyle w:val="my-2"/>
               <w:rPr>
                 <w:rFonts w:ascii="Calibri" w:hAnsi="Calibri" w:cs="Calibri"/>
+                <w:sz w:val="22"/>
+                <w:szCs w:val="22"/>
               </w:rPr>
             </w:pPr>
             <w:r>
               <w:rPr>
                 <w:rFonts w:ascii="Calibri" w:hAnsi="Calibri" w:cs="Calibri"/>
+                <w:sz w:val="22"/>
+                <w:szCs w:val="22"/>
               </w:rPr>
               <w:t>Constant</w:t>
             </w:r>
@@ -1112,11 +1144,15 @@
               <w:pStyle w:val="my-2"/>
               <w:rPr>
                 <w:rFonts w:ascii="Calibri" w:hAnsi="Calibri" w:cs="Calibri"/>
+                <w:sz w:val="22"/>
+                <w:szCs w:val="22"/>
               </w:rPr>
             </w:pPr>
             <w:r>
               <w:rPr>
                 <w:rFonts w:ascii="Calibri" w:hAnsi="Calibri" w:cs="Calibri"/>
+                <w:sz w:val="22"/>
+                <w:szCs w:val="22"/>
               </w:rPr>
               <w:t>0.000</w:t>
             </w:r>
@@ -1145,11 +1181,15 @@
               <w:pStyle w:val="my-2"/>
               <w:rPr>
                 <w:rFonts w:ascii="Calibri" w:hAnsi="Calibri" w:cs="Calibri"/>
+                <w:sz w:val="22"/>
+                <w:szCs w:val="22"/>
               </w:rPr>
             </w:pPr>
             <w:r>
               <w:rPr>
                 <w:rFonts w:ascii="Calibri" w:hAnsi="Calibri" w:cs="Calibri"/>
+                <w:sz w:val="22"/>
+                <w:szCs w:val="22"/>
               </w:rPr>
               <w:t>0.044</w:t>
             </w:r>
@@ -1178,11 +1218,15 @@
               <w:pStyle w:val="my-2"/>
               <w:rPr>
                 <w:rFonts w:ascii="Calibri" w:hAnsi="Calibri" w:cs="Calibri"/>
+                <w:sz w:val="22"/>
+                <w:szCs w:val="22"/>
               </w:rPr>
             </w:pPr>
             <w:r>
               <w:rPr>
                 <w:rFonts w:ascii="Calibri" w:hAnsi="Calibri" w:cs="Calibri"/>
+                <w:sz w:val="22"/>
+                <w:szCs w:val="22"/>
               </w:rPr>
               <w:t>–0.00</w:t>
             </w:r>
@@ -1211,11 +1255,15 @@
               <w:pStyle w:val="my-2"/>
               <w:rPr>
                 <w:rFonts w:ascii="Calibri" w:hAnsi="Calibri" w:cs="Calibri"/>
+                <w:sz w:val="22"/>
+                <w:szCs w:val="22"/>
               </w:rPr>
             </w:pPr>
             <w:r>
               <w:rPr>
                 <w:rFonts w:ascii="Calibri" w:hAnsi="Calibri" w:cs="Calibri"/>
+                <w:sz w:val="22"/>
+                <w:szCs w:val="22"/>
               </w:rPr>
               <w:t>1.000</w:t>
             </w:r>
@@ -1244,11 +1292,15 @@
               <w:pStyle w:val="my-2"/>
               <w:rPr>
                 <w:rFonts w:ascii="Calibri" w:hAnsi="Calibri" w:cs="Calibri"/>
+                <w:sz w:val="22"/>
+                <w:szCs w:val="22"/>
               </w:rPr>
             </w:pPr>
             <w:r>
               <w:rPr>
                 <w:rFonts w:ascii="Calibri" w:hAnsi="Calibri" w:cs="Calibri"/>
+                <w:sz w:val="22"/>
+                <w:szCs w:val="22"/>
               </w:rPr>
               <w:t>[–0.086, 0.086]</w:t>
             </w:r>
@@ -1277,11 +1329,15 @@
               <w:pStyle w:val="my-2"/>
               <w:rPr>
                 <w:rFonts w:ascii="Calibri" w:hAnsi="Calibri" w:cs="Calibri"/>
+                <w:sz w:val="22"/>
+                <w:szCs w:val="22"/>
               </w:rPr>
             </w:pPr>
             <w:r>
               <w:rPr>
                 <w:rFonts w:ascii="Calibri" w:hAnsi="Calibri" w:cs="Calibri"/>
+                <w:sz w:val="22"/>
+                <w:szCs w:val="22"/>
               </w:rPr>
               <w:t>—</w:t>
             </w:r>
@@ -1312,11 +1368,15 @@
               <w:pStyle w:val="my-2"/>
               <w:rPr>
                 <w:rFonts w:ascii="Calibri" w:hAnsi="Calibri" w:cs="Calibri"/>
+                <w:sz w:val="22"/>
+                <w:szCs w:val="22"/>
               </w:rPr>
             </w:pPr>
             <w:r>
               <w:rPr>
                 <w:rFonts w:ascii="Calibri" w:hAnsi="Calibri" w:cs="Calibri"/>
+                <w:sz w:val="22"/>
+                <w:szCs w:val="22"/>
               </w:rPr>
               <w:t>Position</w:t>
             </w:r>
@@ -1345,11 +1405,15 @@
               <w:pStyle w:val="my-2"/>
               <w:rPr>
                 <w:rFonts w:ascii="Calibri" w:hAnsi="Calibri" w:cs="Calibri"/>
+                <w:sz w:val="22"/>
+                <w:szCs w:val="22"/>
               </w:rPr>
             </w:pPr>
             <w:r>
               <w:rPr>
                 <w:rFonts w:ascii="Calibri" w:hAnsi="Calibri" w:cs="Calibri"/>
+                <w:sz w:val="22"/>
+                <w:szCs w:val="22"/>
               </w:rPr>
               <w:t>–0.496</w:t>
             </w:r>
@@ -1378,11 +1442,15 @@
               <w:pStyle w:val="my-2"/>
               <w:rPr>
                 <w:rFonts w:ascii="Calibri" w:hAnsi="Calibri" w:cs="Calibri"/>
+                <w:sz w:val="22"/>
+                <w:szCs w:val="22"/>
               </w:rPr>
             </w:pPr>
             <w:r>
               <w:rPr>
                 <w:rFonts w:ascii="Calibri" w:hAnsi="Calibri" w:cs="Calibri"/>
+                <w:sz w:val="22"/>
+                <w:szCs w:val="22"/>
               </w:rPr>
               <w:t>0.044</w:t>
             </w:r>
@@ -1411,11 +1479,15 @@
               <w:pStyle w:val="my-2"/>
               <w:rPr>
                 <w:rFonts w:ascii="Calibri" w:hAnsi="Calibri" w:cs="Calibri"/>
+                <w:sz w:val="22"/>
+                <w:szCs w:val="22"/>
               </w:rPr>
             </w:pPr>
             <w:r>
               <w:rPr>
                 <w:rFonts w:ascii="Calibri" w:hAnsi="Calibri" w:cs="Calibri"/>
+                <w:sz w:val="22"/>
+                <w:szCs w:val="22"/>
               </w:rPr>
               <w:t>–11.37</w:t>
             </w:r>
@@ -1444,11 +1516,15 @@
               <w:pStyle w:val="my-2"/>
               <w:rPr>
                 <w:rFonts w:ascii="Calibri" w:hAnsi="Calibri" w:cs="Calibri"/>
+                <w:sz w:val="22"/>
+                <w:szCs w:val="22"/>
               </w:rPr>
             </w:pPr>
             <w:r>
               <w:rPr>
                 <w:rFonts w:ascii="Calibri" w:hAnsi="Calibri" w:cs="Calibri"/>
+                <w:sz w:val="22"/>
+                <w:szCs w:val="22"/>
               </w:rPr>
               <w:t>&lt;0.001</w:t>
             </w:r>
@@ -1477,11 +1553,15 @@
               <w:pStyle w:val="my-2"/>
               <w:rPr>
                 <w:rFonts w:ascii="Calibri" w:hAnsi="Calibri" w:cs="Calibri"/>
+                <w:sz w:val="22"/>
+                <w:szCs w:val="22"/>
               </w:rPr>
             </w:pPr>
             <w:r>
               <w:rPr>
                 <w:rFonts w:ascii="Calibri" w:hAnsi="Calibri" w:cs="Calibri"/>
+                <w:sz w:val="22"/>
+                <w:szCs w:val="22"/>
               </w:rPr>
               <w:t>[–0.582, –0.411]</w:t>
             </w:r>
@@ -1510,11 +1590,15 @@
               <w:pStyle w:val="my-2"/>
               <w:rPr>
                 <w:rFonts w:ascii="Calibri" w:hAnsi="Calibri" w:cs="Calibri"/>
+                <w:sz w:val="22"/>
+                <w:szCs w:val="22"/>
               </w:rPr>
             </w:pPr>
             <w:r>
               <w:rPr>
                 <w:rFonts w:ascii="Calibri" w:hAnsi="Calibri" w:cs="Calibri"/>
+                <w:sz w:val="22"/>
+                <w:szCs w:val="22"/>
               </w:rPr>
               <w:t>***</w:t>
             </w:r>
@@ -1545,11 +1629,15 @@
               <w:pStyle w:val="my-2"/>
               <w:rPr>
                 <w:rFonts w:ascii="Calibri" w:hAnsi="Calibri" w:cs="Calibri"/>
+                <w:sz w:val="22"/>
+                <w:szCs w:val="22"/>
               </w:rPr>
             </w:pPr>
             <w:r>
               <w:rPr>
                 <w:rFonts w:ascii="Calibri" w:hAnsi="Calibri" w:cs="Calibri"/>
+                <w:sz w:val="22"/>
+                <w:szCs w:val="22"/>
               </w:rPr>
               <w:t>R</w:t>
             </w:r>
@@ -1578,11 +1666,15 @@
               <w:pStyle w:val="my-2"/>
               <w:rPr>
                 <w:rFonts w:ascii="Calibri" w:hAnsi="Calibri" w:cs="Calibri"/>
+                <w:sz w:val="22"/>
+                <w:szCs w:val="22"/>
               </w:rPr>
             </w:pPr>
             <w:r>
               <w:rPr>
                 <w:rFonts w:ascii="Calibri" w:hAnsi="Calibri" w:cs="Calibri"/>
+                <w:sz w:val="22"/>
+                <w:szCs w:val="22"/>
               </w:rPr>
               <w:t>–0.174</w:t>
             </w:r>
@@ -1611,11 +1703,15 @@
               <w:pStyle w:val="my-2"/>
               <w:rPr>
                 <w:rFonts w:ascii="Calibri" w:hAnsi="Calibri" w:cs="Calibri"/>
+                <w:sz w:val="22"/>
+                <w:szCs w:val="22"/>
               </w:rPr>
             </w:pPr>
             <w:r>
               <w:rPr>
                 <w:rFonts w:ascii="Calibri" w:hAnsi="Calibri" w:cs="Calibri"/>
+                <w:sz w:val="22"/>
+                <w:szCs w:val="22"/>
               </w:rPr>
               <w:t>0.044</w:t>
             </w:r>
@@ -1644,11 +1740,15 @@
               <w:pStyle w:val="my-2"/>
               <w:rPr>
                 <w:rFonts w:ascii="Calibri" w:hAnsi="Calibri" w:cs="Calibri"/>
+                <w:sz w:val="22"/>
+                <w:szCs w:val="22"/>
               </w:rPr>
             </w:pPr>
             <w:r>
               <w:rPr>
                 <w:rFonts w:ascii="Calibri" w:hAnsi="Calibri" w:cs="Calibri"/>
+                <w:sz w:val="22"/>
+                <w:szCs w:val="22"/>
               </w:rPr>
               <w:t>–3.98</w:t>
             </w:r>
@@ -1677,11 +1777,15 @@
               <w:pStyle w:val="my-2"/>
               <w:rPr>
                 <w:rFonts w:ascii="Calibri" w:hAnsi="Calibri" w:cs="Calibri"/>
+                <w:sz w:val="22"/>
+                <w:szCs w:val="22"/>
               </w:rPr>
             </w:pPr>
             <w:r>
               <w:rPr>
                 <w:rFonts w:ascii="Calibri" w:hAnsi="Calibri" w:cs="Calibri"/>
+                <w:sz w:val="22"/>
+                <w:szCs w:val="22"/>
               </w:rPr>
               <w:t>&lt;0.001</w:t>
             </w:r>
@@ -1710,11 +1814,15 @@
               <w:pStyle w:val="my-2"/>
               <w:rPr>
                 <w:rFonts w:ascii="Calibri" w:hAnsi="Calibri" w:cs="Calibri"/>
+                <w:sz w:val="22"/>
+                <w:szCs w:val="22"/>
               </w:rPr>
             </w:pPr>
             <w:r>
               <w:rPr>
                 <w:rFonts w:ascii="Calibri" w:hAnsi="Calibri" w:cs="Calibri"/>
+                <w:sz w:val="22"/>
+                <w:szCs w:val="22"/>
               </w:rPr>
               <w:t>[–0.259, –0.088]</w:t>
             </w:r>
@@ -1743,11 +1851,15 @@
               <w:pStyle w:val="my-2"/>
               <w:rPr>
                 <w:rFonts w:ascii="Calibri" w:hAnsi="Calibri" w:cs="Calibri"/>
+                <w:sz w:val="22"/>
+                <w:szCs w:val="22"/>
               </w:rPr>
             </w:pPr>
             <w:r>
               <w:rPr>
                 <w:rFonts w:ascii="Calibri" w:hAnsi="Calibri" w:cs="Calibri"/>
+                <w:sz w:val="22"/>
+                <w:szCs w:val="22"/>
               </w:rPr>
               <w:t>***</w:t>
             </w:r>
@@ -1778,11 +1890,15 @@
               <w:pStyle w:val="my-2"/>
               <w:rPr>
                 <w:rFonts w:ascii="Calibri" w:hAnsi="Calibri" w:cs="Calibri"/>
+                <w:sz w:val="22"/>
+                <w:szCs w:val="22"/>
               </w:rPr>
             </w:pPr>
             <w:r>
               <w:rPr>
                 <w:rFonts w:ascii="Calibri" w:hAnsi="Calibri" w:cs="Calibri"/>
+                <w:sz w:val="22"/>
+                <w:szCs w:val="22"/>
               </w:rPr>
               <w:t>W</w:t>
             </w:r>
@@ -1811,11 +1927,15 @@
               <w:pStyle w:val="my-2"/>
               <w:rPr>
                 <w:rFonts w:ascii="Calibri" w:hAnsi="Calibri" w:cs="Calibri"/>
+                <w:sz w:val="22"/>
+                <w:szCs w:val="22"/>
               </w:rPr>
             </w:pPr>
             <w:r>
               <w:rPr>
                 <w:rFonts w:ascii="Calibri" w:hAnsi="Calibri" w:cs="Calibri"/>
+                <w:sz w:val="22"/>
+                <w:szCs w:val="22"/>
               </w:rPr>
               <w:t>0.101</w:t>
             </w:r>
@@ -1844,11 +1964,15 @@
               <w:pStyle w:val="my-2"/>
               <w:rPr>
                 <w:rFonts w:ascii="Calibri" w:hAnsi="Calibri" w:cs="Calibri"/>
+                <w:sz w:val="22"/>
+                <w:szCs w:val="22"/>
               </w:rPr>
             </w:pPr>
             <w:r>
               <w:rPr>
                 <w:rFonts w:ascii="Calibri" w:hAnsi="Calibri" w:cs="Calibri"/>
+                <w:sz w:val="22"/>
+                <w:szCs w:val="22"/>
               </w:rPr>
               <w:t>0.044</w:t>
             </w:r>
@@ -1877,11 +2001,15 @@
               <w:pStyle w:val="my-2"/>
               <w:rPr>
                 <w:rFonts w:ascii="Calibri" w:hAnsi="Calibri" w:cs="Calibri"/>
+                <w:sz w:val="22"/>
+                <w:szCs w:val="22"/>
               </w:rPr>
             </w:pPr>
             <w:r>
               <w:rPr>
                 <w:rFonts w:ascii="Calibri" w:hAnsi="Calibri" w:cs="Calibri"/>
+                <w:sz w:val="22"/>
+                <w:szCs w:val="22"/>
               </w:rPr>
               <w:t>2.32</w:t>
             </w:r>
@@ -1910,11 +2038,15 @@
               <w:pStyle w:val="my-2"/>
               <w:rPr>
                 <w:rFonts w:ascii="Calibri" w:hAnsi="Calibri" w:cs="Calibri"/>
+                <w:sz w:val="22"/>
+                <w:szCs w:val="22"/>
               </w:rPr>
             </w:pPr>
             <w:r>
               <w:rPr>
                 <w:rFonts w:ascii="Calibri" w:hAnsi="Calibri" w:cs="Calibri"/>
+                <w:sz w:val="22"/>
+                <w:szCs w:val="22"/>
               </w:rPr>
               <w:t>0.021</w:t>
             </w:r>
@@ -1943,11 +2075,15 @@
               <w:pStyle w:val="my-2"/>
               <w:rPr>
                 <w:rFonts w:ascii="Calibri" w:hAnsi="Calibri" w:cs="Calibri"/>
+                <w:sz w:val="22"/>
+                <w:szCs w:val="22"/>
               </w:rPr>
             </w:pPr>
             <w:r>
               <w:rPr>
                 <w:rFonts w:ascii="Calibri" w:hAnsi="Calibri" w:cs="Calibri"/>
+                <w:sz w:val="22"/>
+                <w:szCs w:val="22"/>
               </w:rPr>
               <w:t>[0.015, 0.187]</w:t>
             </w:r>
@@ -1976,11 +2112,15 @@
               <w:pStyle w:val="my-2"/>
               <w:rPr>
                 <w:rFonts w:ascii="Calibri" w:hAnsi="Calibri" w:cs="Calibri"/>
+                <w:sz w:val="22"/>
+                <w:szCs w:val="22"/>
               </w:rPr>
             </w:pPr>
             <w:r>
               <w:rPr>
                 <w:rFonts w:ascii="Calibri" w:hAnsi="Calibri" w:cs="Calibri"/>
+                <w:sz w:val="22"/>
+                <w:szCs w:val="22"/>
               </w:rPr>
               <w:t>*</w:t>
             </w:r>
@@ -2011,11 +2151,15 @@
               <w:pStyle w:val="my-2"/>
               <w:rPr>
                 <w:rFonts w:ascii="Calibri" w:hAnsi="Calibri" w:cs="Calibri"/>
+                <w:sz w:val="22"/>
+                <w:szCs w:val="22"/>
               </w:rPr>
             </w:pPr>
             <w:r>
               <w:rPr>
                 <w:rFonts w:ascii="Calibri" w:hAnsi="Calibri" w:cs="Calibri"/>
+                <w:sz w:val="22"/>
+                <w:szCs w:val="22"/>
               </w:rPr>
               <w:t>D</w:t>
             </w:r>
@@ -2044,11 +2188,15 @@
               <w:pStyle w:val="my-2"/>
               <w:rPr>
                 <w:rFonts w:ascii="Calibri" w:hAnsi="Calibri" w:cs="Calibri"/>
+                <w:sz w:val="22"/>
+                <w:szCs w:val="22"/>
               </w:rPr>
             </w:pPr>
             <w:r>
               <w:rPr>
                 <w:rFonts w:ascii="Calibri" w:hAnsi="Calibri" w:cs="Calibri"/>
+                <w:sz w:val="22"/>
+                <w:szCs w:val="22"/>
               </w:rPr>
               <w:t>0.053</w:t>
             </w:r>
@@ -2077,11 +2225,15 @@
               <w:pStyle w:val="my-2"/>
               <w:rPr>
                 <w:rFonts w:ascii="Calibri" w:hAnsi="Calibri" w:cs="Calibri"/>
+                <w:sz w:val="22"/>
+                <w:szCs w:val="22"/>
               </w:rPr>
             </w:pPr>
             <w:r>
               <w:rPr>
                 <w:rFonts w:ascii="Calibri" w:hAnsi="Calibri" w:cs="Calibri"/>
+                <w:sz w:val="22"/>
+                <w:szCs w:val="22"/>
               </w:rPr>
               <w:t>0.044</w:t>
             </w:r>
@@ -2110,11 +2262,15 @@
               <w:pStyle w:val="my-2"/>
               <w:rPr>
                 <w:rFonts w:ascii="Calibri" w:hAnsi="Calibri" w:cs="Calibri"/>
+                <w:sz w:val="22"/>
+                <w:szCs w:val="22"/>
               </w:rPr>
             </w:pPr>
             <w:r>
               <w:rPr>
                 <w:rFonts w:ascii="Calibri" w:hAnsi="Calibri" w:cs="Calibri"/>
+                <w:sz w:val="22"/>
+                <w:szCs w:val="22"/>
               </w:rPr>
               <w:t>1.22</w:t>
             </w:r>
@@ -2143,11 +2299,15 @@
               <w:pStyle w:val="my-2"/>
               <w:rPr>
                 <w:rFonts w:ascii="Calibri" w:hAnsi="Calibri" w:cs="Calibri"/>
+                <w:sz w:val="22"/>
+                <w:szCs w:val="22"/>
               </w:rPr>
             </w:pPr>
             <w:r>
               <w:rPr>
                 <w:rFonts w:ascii="Calibri" w:hAnsi="Calibri" w:cs="Calibri"/>
+                <w:sz w:val="22"/>
+                <w:szCs w:val="22"/>
               </w:rPr>
               <w:t>0.222</w:t>
             </w:r>
@@ -2176,11 +2336,15 @@
               <w:pStyle w:val="my-2"/>
               <w:rPr>
                 <w:rFonts w:ascii="Calibri" w:hAnsi="Calibri" w:cs="Calibri"/>
+                <w:sz w:val="22"/>
+                <w:szCs w:val="22"/>
               </w:rPr>
             </w:pPr>
             <w:r>
               <w:rPr>
                 <w:rFonts w:ascii="Calibri" w:hAnsi="Calibri" w:cs="Calibri"/>
+                <w:sz w:val="22"/>
+                <w:szCs w:val="22"/>
               </w:rPr>
               <w:t>[–0.032, 0.139]</w:t>
             </w:r>
@@ -2209,12 +2373,16 @@
               <w:pStyle w:val="my-2"/>
               <w:rPr>
                 <w:rFonts w:ascii="Calibri" w:hAnsi="Calibri" w:cs="Calibri"/>
+                <w:sz w:val="22"/>
+                <w:szCs w:val="22"/>
               </w:rPr>
             </w:pPr>
             <w:proofErr w:type="spellStart"/>
             <w:r>
               <w:rPr>
                 <w:rFonts w:ascii="Calibri" w:hAnsi="Calibri" w:cs="Calibri"/>
+                <w:sz w:val="22"/>
+                <w:szCs w:val="22"/>
               </w:rPr>
               <w:t>n.s</w:t>
             </w:r>
@@ -2222,6 +2390,8 @@
             <w:r>
               <w:rPr>
                 <w:rFonts w:ascii="Calibri" w:hAnsi="Calibri" w:cs="Calibri"/>
+                <w:sz w:val="22"/>
+                <w:szCs w:val="22"/>
               </w:rPr>
               <w:t>.</w:t>
             </w:r>

--- a/paper/Weld Result NR 2026-02-26.docx
+++ b/paper/Weld Result NR 2026-02-26.docx
@@ -142,21 +142,7 @@
         <w:rPr>
           <w:rFonts w:ascii="Calibri" w:hAnsi="Calibri" w:cs="Calibri"/>
         </w:rPr>
-        <w:t xml:space="preserve">, and the measurement position—are used as predictors. These variables form the OG dataset, which consists of four input features and three residual stress responses. Standard regression analysis is then applied to this dataset to evaluate feature significance, estimate regression coefficients that describe the trends, and construct prediction models for </w:t>
-      </w:r>
-      <w:proofErr w:type="gramStart"/>
-      <w:r>
-        <w:rPr>
-          <w:rFonts w:ascii="Calibri" w:hAnsi="Calibri" w:cs="Calibri"/>
-        </w:rPr>
-        <w:t>the stress</w:t>
-      </w:r>
-      <w:proofErr w:type="gramEnd"/>
-      <w:r>
-        <w:rPr>
-          <w:rFonts w:ascii="Calibri" w:hAnsi="Calibri" w:cs="Calibri"/>
-        </w:rPr>
-        <w:t xml:space="preserve"> values.</w:t>
+        <w:t>, and the measurement position—are used as predictors. These variables form the OG dataset, which consists of four input features and three residual stress responses. Standard regression analysis is then applied to this dataset to evaluate feature significance, estimate regression coefficients that describe the trends, and construct prediction models for the stress values.</w:t>
       </w:r>
     </w:p>
     <w:p>
@@ -601,21 +587,7 @@
           <w:rFonts w:ascii="Calibri" w:hAnsi="Calibri" w:cs="Calibri"/>
         </w:rPr>
         <w:noBreakHyphen/>
-        <w:t xml:space="preserve">VIF) are then subjected to a common machine learning pipeline. Eight models are trained: an </w:t>
-      </w:r>
-      <w:proofErr w:type="spellStart"/>
-      <w:r>
-        <w:rPr>
-          <w:rFonts w:ascii="Calibri" w:hAnsi="Calibri" w:cs="Calibri"/>
-        </w:rPr>
-        <w:t>ElasticNet</w:t>
-      </w:r>
-      <w:proofErr w:type="spellEnd"/>
-      <w:r>
-        <w:rPr>
-          <w:rFonts w:ascii="Calibri" w:hAnsi="Calibri" w:cs="Calibri"/>
-        </w:rPr>
-        <w:t xml:space="preserve"> linear regression model, a support vector regressor with a nonlinear kernel, a k</w:t>
+        <w:t>VIF) are then subjected to a common machine learning pipeline. Eight models are trained: an ElasticNet linear regression model, a support vector regressor with a nonlinear kernel, a k</w:t>
       </w:r>
       <w:r>
         <w:rPr>
@@ -629,91 +601,21 @@
           <w:rFonts w:ascii="Calibri" w:hAnsi="Calibri" w:cs="Calibri"/>
         </w:rPr>
         <w:noBreakHyphen/>
-        <w:t xml:space="preserve">based models including decision tree regressor, random forest regressor, gradient boosting regressor, and </w:t>
-      </w:r>
-      <w:proofErr w:type="spellStart"/>
-      <w:r>
-        <w:rPr>
-          <w:rFonts w:ascii="Calibri" w:hAnsi="Calibri" w:cs="Calibri"/>
-        </w:rPr>
-        <w:t>XGBoost</w:t>
-      </w:r>
-      <w:proofErr w:type="spellEnd"/>
-      <w:r>
-        <w:rPr>
-          <w:rFonts w:ascii="Calibri" w:hAnsi="Calibri" w:cs="Calibri"/>
-        </w:rPr>
-        <w:t>, as well as a transformer</w:t>
+        <w:t>based models including decision tree regressor, random forest regressor, gradient boosting regressor, and XGBoost, as well as a transformer</w:t>
       </w:r>
       <w:r>
         <w:rPr>
           <w:rFonts w:ascii="Calibri" w:hAnsi="Calibri" w:cs="Calibri"/>
         </w:rPr>
         <w:noBreakHyphen/>
-        <w:t>based tabular model (</w:t>
-      </w:r>
-      <w:proofErr w:type="spellStart"/>
-      <w:r>
-        <w:rPr>
-          <w:rFonts w:ascii="Calibri" w:hAnsi="Calibri" w:cs="Calibri"/>
-        </w:rPr>
-        <w:t>TabPFN</w:t>
-      </w:r>
-      <w:proofErr w:type="spellEnd"/>
-      <w:r>
-        <w:rPr>
-          <w:rFonts w:ascii="Calibri" w:hAnsi="Calibri" w:cs="Calibri"/>
-        </w:rPr>
-        <w:t>). Model development is implemented using the scikit</w:t>
+        <w:t>based tabular model (TabPFN). Model development is implemented using the scikit</w:t>
       </w:r>
       <w:r>
         <w:rPr>
           <w:rFonts w:ascii="Calibri" w:hAnsi="Calibri" w:cs="Calibri"/>
         </w:rPr>
         <w:noBreakHyphen/>
-        <w:t xml:space="preserve">learn, </w:t>
-      </w:r>
-      <w:proofErr w:type="spellStart"/>
-      <w:r>
-        <w:rPr>
-          <w:rFonts w:ascii="Calibri" w:hAnsi="Calibri" w:cs="Calibri"/>
-        </w:rPr>
-        <w:t>XGBoost</w:t>
-      </w:r>
-      <w:proofErr w:type="spellEnd"/>
-      <w:r>
-        <w:rPr>
-          <w:rFonts w:ascii="Calibri" w:hAnsi="Calibri" w:cs="Calibri"/>
-        </w:rPr>
-        <w:t xml:space="preserve">, and </w:t>
-      </w:r>
-      <w:proofErr w:type="spellStart"/>
-      <w:r>
-        <w:rPr>
-          <w:rFonts w:ascii="Calibri" w:hAnsi="Calibri" w:cs="Calibri"/>
-        </w:rPr>
-        <w:t>TabPFN</w:t>
-      </w:r>
-      <w:proofErr w:type="spellEnd"/>
-      <w:r>
-        <w:rPr>
-          <w:rFonts w:ascii="Calibri" w:hAnsi="Calibri" w:cs="Calibri"/>
-        </w:rPr>
-        <w:t xml:space="preserve"> libraries, with </w:t>
-      </w:r>
-      <w:proofErr w:type="spellStart"/>
-      <w:r>
-        <w:rPr>
-          <w:rFonts w:ascii="Calibri" w:hAnsi="Calibri" w:cs="Calibri"/>
-        </w:rPr>
-        <w:t>Optuna</w:t>
-      </w:r>
-      <w:proofErr w:type="spellEnd"/>
-      <w:r>
-        <w:rPr>
-          <w:rFonts w:ascii="Calibri" w:hAnsi="Calibri" w:cs="Calibri"/>
-        </w:rPr>
-        <w:t xml:space="preserve"> employed for hyperparameter optimization. Model selection is based on the coefficient of determination (</w:t>
+        <w:t>learn, XGBoost, and TabPFN libraries, with Optuna employed for hyperparameter optimization. Model selection is based on the coefficient of determination (</w:t>
       </w:r>
       <m:oMath>
         <m:sSup>
@@ -756,17 +658,9 @@
         <w:t>performing models are subsequently analyzed using SHAP values to quantify feature relevance and to interpret how individual features contribute to the predicted residual stress responses.</w:t>
       </w:r>
     </w:p>
-    <w:p>
-      <w:pPr>
-        <w:pStyle w:val="my-2"/>
-        <w:rPr>
-          <w:rFonts w:ascii="Calibri" w:hAnsi="Calibri" w:cs="Calibri"/>
-        </w:rPr>
-      </w:pPr>
-    </w:p>
     <w:tbl>
       <w:tblPr>
-        <w:tblW w:w="5000" w:type="pct"/>
+        <w:tblW w:w="4737" w:type="pct"/>
         <w:tblCellMar>
           <w:top w:w="15" w:type="dxa"/>
           <w:left w:w="15" w:type="dxa"/>
@@ -776,13 +670,10 @@
         <w:tblLook w:val="04A0" w:firstRow="1" w:lastRow="0" w:firstColumn="1" w:lastColumn="0" w:noHBand="0" w:noVBand="1"/>
       </w:tblPr>
       <w:tblGrid>
-        <w:gridCol w:w="1088"/>
-        <w:gridCol w:w="1543"/>
-        <w:gridCol w:w="1112"/>
-        <w:gridCol w:w="883"/>
-        <w:gridCol w:w="925"/>
-        <w:gridCol w:w="2468"/>
-        <w:gridCol w:w="1325"/>
+        <w:gridCol w:w="1344"/>
+        <w:gridCol w:w="2770"/>
+        <w:gridCol w:w="2319"/>
+        <w:gridCol w:w="2420"/>
       </w:tblGrid>
       <w:tr>
         <w:trPr>
@@ -814,8 +705,6 @@
                 <w:rFonts w:ascii="Calibri" w:hAnsi="Calibri" w:cs="Calibri"/>
                 <w:b/>
                 <w:bCs/>
-                <w:sz w:val="22"/>
-                <w:szCs w:val="22"/>
               </w:rPr>
             </w:pPr>
             <w:r>
@@ -823,10 +712,39 @@
                 <w:rFonts w:ascii="Calibri" w:hAnsi="Calibri" w:cs="Calibri"/>
                 <w:b/>
                 <w:bCs/>
-                <w:sz w:val="22"/>
-                <w:szCs w:val="22"/>
-              </w:rPr>
-              <w:t>Predictor</w:t>
+              </w:rPr>
+              <w:t>Quantity</w:t>
+            </w:r>
+          </w:p>
+        </w:tc>
+        <w:tc>
+          <w:tcPr>
+            <w:tcW w:w="0" w:type="auto"/>
+            <w:tcBorders>
+              <w:top w:val="single" w:sz="6" w:space="0" w:color="DDDDDD"/>
+              <w:left w:val="single" w:sz="6" w:space="0" w:color="DDDDDD"/>
+              <w:bottom w:val="single" w:sz="6" w:space="0" w:color="DDDDDD"/>
+              <w:right w:val="single" w:sz="6" w:space="0" w:color="DDDDDD"/>
+            </w:tcBorders>
+            <w:shd w:val="clear" w:color="auto" w:fill="F2F2F2"/>
+            <w:vAlign w:val="center"/>
+          </w:tcPr>
+          <w:p>
+            <w:pPr>
+              <w:pStyle w:val="my-2"/>
+              <w:rPr>
+                <w:rFonts w:ascii="Calibri" w:hAnsi="Calibri" w:cs="Calibri"/>
+                <w:b/>
+                <w:bCs/>
+              </w:rPr>
+            </w:pPr>
+            <w:r>
+              <w:rPr>
+                <w:rFonts w:ascii="Calibri" w:hAnsi="Calibri" w:cs="Calibri"/>
+                <w:b/>
+                <w:bCs/>
+              </w:rPr>
+              <w:t>stress_value_center</w:t>
             </w:r>
           </w:p>
         </w:tc>
@@ -856,8 +774,6 @@
                 <w:rFonts w:ascii="Calibri" w:hAnsi="Calibri" w:cs="Calibri"/>
                 <w:b/>
                 <w:bCs/>
-                <w:sz w:val="22"/>
-                <w:szCs w:val="22"/>
               </w:rPr>
             </w:pPr>
             <w:r>
@@ -865,10 +781,8 @@
                 <w:rFonts w:ascii="Calibri" w:hAnsi="Calibri" w:cs="Calibri"/>
                 <w:b/>
                 <w:bCs/>
-                <w:sz w:val="22"/>
-                <w:szCs w:val="22"/>
-              </w:rPr>
-              <w:t>Coefficient (β)</w:t>
+              </w:rPr>
+              <w:t>stress_value_5052</w:t>
             </w:r>
           </w:p>
         </w:tc>
@@ -898,8 +812,6 @@
                 <w:rFonts w:ascii="Calibri" w:hAnsi="Calibri" w:cs="Calibri"/>
                 <w:b/>
                 <w:bCs/>
-                <w:sz w:val="22"/>
-                <w:szCs w:val="22"/>
               </w:rPr>
             </w:pPr>
             <w:r>
@@ -907,178 +819,8 @@
                 <w:rFonts w:ascii="Calibri" w:hAnsi="Calibri" w:cs="Calibri"/>
                 <w:b/>
                 <w:bCs/>
-                <w:sz w:val="22"/>
-                <w:szCs w:val="22"/>
-              </w:rPr>
-              <w:t>Std. Error</w:t>
-            </w:r>
-          </w:p>
-        </w:tc>
-        <w:tc>
-          <w:tcPr>
-            <w:tcW w:w="0" w:type="auto"/>
-            <w:tcBorders>
-              <w:top w:val="single" w:sz="6" w:space="0" w:color="DDDDDD"/>
-              <w:left w:val="single" w:sz="6" w:space="0" w:color="DDDDDD"/>
-              <w:bottom w:val="single" w:sz="6" w:space="0" w:color="DDDDDD"/>
-              <w:right w:val="single" w:sz="6" w:space="0" w:color="DDDDDD"/>
-            </w:tcBorders>
-            <w:shd w:val="clear" w:color="auto" w:fill="F2F2F2"/>
-            <w:tcMar>
-              <w:top w:w="120" w:type="dxa"/>
-              <w:left w:w="120" w:type="dxa"/>
-              <w:bottom w:w="120" w:type="dxa"/>
-              <w:right w:w="120" w:type="dxa"/>
-            </w:tcMar>
-            <w:vAlign w:val="center"/>
-            <w:hideMark/>
-          </w:tcPr>
-          <w:p>
-            <w:pPr>
-              <w:pStyle w:val="my-2"/>
-              <w:rPr>
-                <w:rFonts w:ascii="Calibri" w:hAnsi="Calibri" w:cs="Calibri"/>
-                <w:b/>
-                <w:bCs/>
-                <w:sz w:val="22"/>
-                <w:szCs w:val="22"/>
-              </w:rPr>
-            </w:pPr>
-            <w:r>
-              <w:rPr>
-                <w:rFonts w:ascii="Calibri" w:hAnsi="Calibri" w:cs="Calibri"/>
-                <w:b/>
-                <w:bCs/>
-                <w:sz w:val="22"/>
-                <w:szCs w:val="22"/>
-              </w:rPr>
-              <w:t>t-value</w:t>
-            </w:r>
-          </w:p>
-        </w:tc>
-        <w:tc>
-          <w:tcPr>
-            <w:tcW w:w="0" w:type="auto"/>
-            <w:tcBorders>
-              <w:top w:val="single" w:sz="6" w:space="0" w:color="DDDDDD"/>
-              <w:left w:val="single" w:sz="6" w:space="0" w:color="DDDDDD"/>
-              <w:bottom w:val="single" w:sz="6" w:space="0" w:color="DDDDDD"/>
-              <w:right w:val="single" w:sz="6" w:space="0" w:color="DDDDDD"/>
-            </w:tcBorders>
-            <w:shd w:val="clear" w:color="auto" w:fill="F2F2F2"/>
-            <w:tcMar>
-              <w:top w:w="120" w:type="dxa"/>
-              <w:left w:w="120" w:type="dxa"/>
-              <w:bottom w:w="120" w:type="dxa"/>
-              <w:right w:w="120" w:type="dxa"/>
-            </w:tcMar>
-            <w:vAlign w:val="center"/>
-            <w:hideMark/>
-          </w:tcPr>
-          <w:p>
-            <w:pPr>
-              <w:pStyle w:val="my-2"/>
-              <w:rPr>
-                <w:rFonts w:ascii="Calibri" w:hAnsi="Calibri" w:cs="Calibri"/>
-                <w:b/>
-                <w:bCs/>
-                <w:sz w:val="22"/>
-                <w:szCs w:val="22"/>
-              </w:rPr>
-            </w:pPr>
-            <w:r>
-              <w:rPr>
-                <w:rFonts w:ascii="Calibri" w:hAnsi="Calibri" w:cs="Calibri"/>
-                <w:b/>
-                <w:bCs/>
-                <w:sz w:val="22"/>
-                <w:szCs w:val="22"/>
-              </w:rPr>
-              <w:t>p-value</w:t>
-            </w:r>
-          </w:p>
-        </w:tc>
-        <w:tc>
-          <w:tcPr>
-            <w:tcW w:w="0" w:type="auto"/>
-            <w:tcBorders>
-              <w:top w:val="single" w:sz="6" w:space="0" w:color="DDDDDD"/>
-              <w:left w:val="single" w:sz="6" w:space="0" w:color="DDDDDD"/>
-              <w:bottom w:val="single" w:sz="6" w:space="0" w:color="DDDDDD"/>
-              <w:right w:val="single" w:sz="6" w:space="0" w:color="DDDDDD"/>
-            </w:tcBorders>
-            <w:shd w:val="clear" w:color="auto" w:fill="F2F2F2"/>
-            <w:tcMar>
-              <w:top w:w="120" w:type="dxa"/>
-              <w:left w:w="120" w:type="dxa"/>
-              <w:bottom w:w="120" w:type="dxa"/>
-              <w:right w:w="120" w:type="dxa"/>
-            </w:tcMar>
-            <w:vAlign w:val="center"/>
-            <w:hideMark/>
-          </w:tcPr>
-          <w:p>
-            <w:pPr>
-              <w:pStyle w:val="my-2"/>
-              <w:rPr>
-                <w:rFonts w:ascii="Calibri" w:hAnsi="Calibri" w:cs="Calibri"/>
-                <w:b/>
-                <w:bCs/>
-                <w:sz w:val="22"/>
-                <w:szCs w:val="22"/>
-              </w:rPr>
-            </w:pPr>
-            <w:r>
-              <w:rPr>
-                <w:rFonts w:ascii="Calibri" w:hAnsi="Calibri" w:cs="Calibri"/>
-                <w:b/>
-                <w:bCs/>
-                <w:sz w:val="22"/>
-                <w:szCs w:val="22"/>
-              </w:rPr>
-              <w:t>95% Confidence Interval</w:t>
-            </w:r>
-          </w:p>
-        </w:tc>
-        <w:tc>
-          <w:tcPr>
-            <w:tcW w:w="0" w:type="auto"/>
-            <w:tcBorders>
-              <w:top w:val="single" w:sz="6" w:space="0" w:color="DDDDDD"/>
-              <w:left w:val="single" w:sz="6" w:space="0" w:color="DDDDDD"/>
-              <w:bottom w:val="single" w:sz="6" w:space="0" w:color="DDDDDD"/>
-              <w:right w:val="single" w:sz="6" w:space="0" w:color="DDDDDD"/>
-            </w:tcBorders>
-            <w:shd w:val="clear" w:color="auto" w:fill="F2F2F2"/>
-            <w:tcMar>
-              <w:top w:w="120" w:type="dxa"/>
-              <w:left w:w="120" w:type="dxa"/>
-              <w:bottom w:w="120" w:type="dxa"/>
-              <w:right w:w="120" w:type="dxa"/>
-            </w:tcMar>
-            <w:vAlign w:val="center"/>
-            <w:hideMark/>
-          </w:tcPr>
-          <w:p>
-            <w:pPr>
-              <w:pStyle w:val="my-2"/>
-              <w:rPr>
-                <w:rFonts w:ascii="Calibri" w:hAnsi="Calibri" w:cs="Calibri"/>
-                <w:b/>
-                <w:bCs/>
-                <w:sz w:val="22"/>
-                <w:szCs w:val="22"/>
-              </w:rPr>
-            </w:pPr>
-            <w:r>
-              <w:rPr>
-                <w:rFonts w:ascii="Calibri" w:hAnsi="Calibri" w:cs="Calibri"/>
-                <w:b/>
-                <w:bCs/>
-                <w:sz w:val="22"/>
-                <w:szCs w:val="22"/>
-              </w:rPr>
-              <w:t>Significance</w:t>
+              </w:rPr>
+              <w:t>stress_value_6061</w:t>
             </w:r>
           </w:p>
         </w:tc>
@@ -1107,17 +849,51 @@
               <w:pStyle w:val="my-2"/>
               <w:rPr>
                 <w:rFonts w:ascii="Calibri" w:hAnsi="Calibri" w:cs="Calibri"/>
-                <w:sz w:val="22"/>
-                <w:szCs w:val="22"/>
               </w:rPr>
             </w:pPr>
             <w:r>
               <w:rPr>
                 <w:rFonts w:ascii="Calibri" w:hAnsi="Calibri" w:cs="Calibri"/>
-                <w:sz w:val="22"/>
-                <w:szCs w:val="22"/>
-              </w:rPr>
-              <w:t>Constant</w:t>
+              </w:rPr>
+              <w:t>R-squared</w:t>
+            </w:r>
+          </w:p>
+        </w:tc>
+        <w:tc>
+          <w:tcPr>
+            <w:tcW w:w="0" w:type="auto"/>
+            <w:tcBorders>
+              <w:top w:val="single" w:sz="6" w:space="0" w:color="DDDDDD"/>
+              <w:left w:val="single" w:sz="6" w:space="0" w:color="DDDDDD"/>
+              <w:bottom w:val="single" w:sz="6" w:space="0" w:color="DDDDDD"/>
+              <w:right w:val="single" w:sz="6" w:space="0" w:color="DDDDDD"/>
+            </w:tcBorders>
+            <w:vAlign w:val="center"/>
+          </w:tcPr>
+          <w:p>
+            <w:pPr>
+              <w:pStyle w:val="my-2"/>
+              <w:rPr>
+                <w:rFonts w:ascii="Calibri" w:hAnsi="Calibri" w:cs="Calibri"/>
+              </w:rPr>
+            </w:pPr>
+            <w:r>
+              <w:rPr>
+                <w:rFonts w:ascii="Calibri" w:hAnsi="Calibri" w:cs="Calibri"/>
+              </w:rPr>
+              <w:t>0.290 (</w:t>
+            </w:r>
+            <w:r>
+              <w:rPr>
+                <w:rFonts w:ascii="Calibri" w:hAnsi="Calibri" w:cs="Calibri"/>
+              </w:rPr>
+              <w:t>M</w:t>
+            </w:r>
+            <w:r>
+              <w:rPr>
+                <w:rFonts w:ascii="Calibri" w:hAnsi="Calibri" w:cs="Calibri"/>
+              </w:rPr>
+              <w:t xml:space="preserve">oderate) </w:t>
             </w:r>
           </w:p>
         </w:tc>
@@ -1144,17 +920,25 @@
               <w:pStyle w:val="my-2"/>
               <w:rPr>
                 <w:rFonts w:ascii="Calibri" w:hAnsi="Calibri" w:cs="Calibri"/>
-                <w:sz w:val="22"/>
-                <w:szCs w:val="22"/>
               </w:rPr>
             </w:pPr>
             <w:r>
               <w:rPr>
                 <w:rFonts w:ascii="Calibri" w:hAnsi="Calibri" w:cs="Calibri"/>
-                <w:sz w:val="22"/>
-                <w:szCs w:val="22"/>
-              </w:rPr>
-              <w:t>0.000</w:t>
+              </w:rPr>
+              <w:t>0.070 (</w:t>
+            </w:r>
+            <w:r>
+              <w:rPr>
+                <w:rFonts w:ascii="Calibri" w:hAnsi="Calibri" w:cs="Calibri"/>
+              </w:rPr>
+              <w:t>W</w:t>
+            </w:r>
+            <w:r>
+              <w:rPr>
+                <w:rFonts w:ascii="Calibri" w:hAnsi="Calibri" w:cs="Calibri"/>
+              </w:rPr>
+              <w:t xml:space="preserve">eak) </w:t>
             </w:r>
           </w:p>
         </w:tc>
@@ -1181,165 +965,25 @@
               <w:pStyle w:val="my-2"/>
               <w:rPr>
                 <w:rFonts w:ascii="Calibri" w:hAnsi="Calibri" w:cs="Calibri"/>
-                <w:sz w:val="22"/>
-                <w:szCs w:val="22"/>
               </w:rPr>
             </w:pPr>
             <w:r>
               <w:rPr>
                 <w:rFonts w:ascii="Calibri" w:hAnsi="Calibri" w:cs="Calibri"/>
-                <w:sz w:val="22"/>
-                <w:szCs w:val="22"/>
-              </w:rPr>
-              <w:t>0.044</w:t>
-            </w:r>
-          </w:p>
-        </w:tc>
-        <w:tc>
-          <w:tcPr>
-            <w:tcW w:w="0" w:type="auto"/>
-            <w:tcBorders>
-              <w:top w:val="single" w:sz="6" w:space="0" w:color="DDDDDD"/>
-              <w:left w:val="single" w:sz="6" w:space="0" w:color="DDDDDD"/>
-              <w:bottom w:val="single" w:sz="6" w:space="0" w:color="DDDDDD"/>
-              <w:right w:val="single" w:sz="6" w:space="0" w:color="DDDDDD"/>
-            </w:tcBorders>
-            <w:tcMar>
-              <w:top w:w="120" w:type="dxa"/>
-              <w:left w:w="120" w:type="dxa"/>
-              <w:bottom w:w="120" w:type="dxa"/>
-              <w:right w:w="120" w:type="dxa"/>
-            </w:tcMar>
-            <w:vAlign w:val="center"/>
-            <w:hideMark/>
-          </w:tcPr>
-          <w:p>
-            <w:pPr>
-              <w:pStyle w:val="my-2"/>
-              <w:rPr>
-                <w:rFonts w:ascii="Calibri" w:hAnsi="Calibri" w:cs="Calibri"/>
-                <w:sz w:val="22"/>
-                <w:szCs w:val="22"/>
-              </w:rPr>
-            </w:pPr>
-            <w:r>
-              <w:rPr>
-                <w:rFonts w:ascii="Calibri" w:hAnsi="Calibri" w:cs="Calibri"/>
-                <w:sz w:val="22"/>
-                <w:szCs w:val="22"/>
-              </w:rPr>
-              <w:t>–0.00</w:t>
-            </w:r>
-          </w:p>
-        </w:tc>
-        <w:tc>
-          <w:tcPr>
-            <w:tcW w:w="0" w:type="auto"/>
-            <w:tcBorders>
-              <w:top w:val="single" w:sz="6" w:space="0" w:color="DDDDDD"/>
-              <w:left w:val="single" w:sz="6" w:space="0" w:color="DDDDDD"/>
-              <w:bottom w:val="single" w:sz="6" w:space="0" w:color="DDDDDD"/>
-              <w:right w:val="single" w:sz="6" w:space="0" w:color="DDDDDD"/>
-            </w:tcBorders>
-            <w:tcMar>
-              <w:top w:w="120" w:type="dxa"/>
-              <w:left w:w="120" w:type="dxa"/>
-              <w:bottom w:w="120" w:type="dxa"/>
-              <w:right w:w="120" w:type="dxa"/>
-            </w:tcMar>
-            <w:vAlign w:val="center"/>
-            <w:hideMark/>
-          </w:tcPr>
-          <w:p>
-            <w:pPr>
-              <w:pStyle w:val="my-2"/>
-              <w:rPr>
-                <w:rFonts w:ascii="Calibri" w:hAnsi="Calibri" w:cs="Calibri"/>
-                <w:sz w:val="22"/>
-                <w:szCs w:val="22"/>
-              </w:rPr>
-            </w:pPr>
-            <w:r>
-              <w:rPr>
-                <w:rFonts w:ascii="Calibri" w:hAnsi="Calibri" w:cs="Calibri"/>
-                <w:sz w:val="22"/>
-                <w:szCs w:val="22"/>
-              </w:rPr>
-              <w:t>1.000</w:t>
-            </w:r>
-          </w:p>
-        </w:tc>
-        <w:tc>
-          <w:tcPr>
-            <w:tcW w:w="0" w:type="auto"/>
-            <w:tcBorders>
-              <w:top w:val="single" w:sz="6" w:space="0" w:color="DDDDDD"/>
-              <w:left w:val="single" w:sz="6" w:space="0" w:color="DDDDDD"/>
-              <w:bottom w:val="single" w:sz="6" w:space="0" w:color="DDDDDD"/>
-              <w:right w:val="single" w:sz="6" w:space="0" w:color="DDDDDD"/>
-            </w:tcBorders>
-            <w:tcMar>
-              <w:top w:w="120" w:type="dxa"/>
-              <w:left w:w="120" w:type="dxa"/>
-              <w:bottom w:w="120" w:type="dxa"/>
-              <w:right w:w="120" w:type="dxa"/>
-            </w:tcMar>
-            <w:vAlign w:val="center"/>
-            <w:hideMark/>
-          </w:tcPr>
-          <w:p>
-            <w:pPr>
-              <w:pStyle w:val="my-2"/>
-              <w:rPr>
-                <w:rFonts w:ascii="Calibri" w:hAnsi="Calibri" w:cs="Calibri"/>
-                <w:sz w:val="22"/>
-                <w:szCs w:val="22"/>
-              </w:rPr>
-            </w:pPr>
-            <w:r>
-              <w:rPr>
-                <w:rFonts w:ascii="Calibri" w:hAnsi="Calibri" w:cs="Calibri"/>
-                <w:sz w:val="22"/>
-                <w:szCs w:val="22"/>
-              </w:rPr>
-              <w:t>[–0.086, 0.086]</w:t>
-            </w:r>
-          </w:p>
-        </w:tc>
-        <w:tc>
-          <w:tcPr>
-            <w:tcW w:w="0" w:type="auto"/>
-            <w:tcBorders>
-              <w:top w:val="single" w:sz="6" w:space="0" w:color="DDDDDD"/>
-              <w:left w:val="single" w:sz="6" w:space="0" w:color="DDDDDD"/>
-              <w:bottom w:val="single" w:sz="6" w:space="0" w:color="DDDDDD"/>
-              <w:right w:val="single" w:sz="6" w:space="0" w:color="DDDDDD"/>
-            </w:tcBorders>
-            <w:tcMar>
-              <w:top w:w="120" w:type="dxa"/>
-              <w:left w:w="120" w:type="dxa"/>
-              <w:bottom w:w="120" w:type="dxa"/>
-              <w:right w:w="120" w:type="dxa"/>
-            </w:tcMar>
-            <w:vAlign w:val="center"/>
-            <w:hideMark/>
-          </w:tcPr>
-          <w:p>
-            <w:pPr>
-              <w:pStyle w:val="my-2"/>
-              <w:rPr>
-                <w:rFonts w:ascii="Calibri" w:hAnsi="Calibri" w:cs="Calibri"/>
-                <w:sz w:val="22"/>
-                <w:szCs w:val="22"/>
-              </w:rPr>
-            </w:pPr>
-            <w:r>
-              <w:rPr>
-                <w:rFonts w:ascii="Calibri" w:hAnsi="Calibri" w:cs="Calibri"/>
-                <w:sz w:val="22"/>
-                <w:szCs w:val="22"/>
-              </w:rPr>
-              <w:t>—</w:t>
+              </w:rPr>
+              <w:t>0.015 (</w:t>
+            </w:r>
+            <w:r>
+              <w:rPr>
+                <w:rFonts w:ascii="Calibri" w:hAnsi="Calibri" w:cs="Calibri"/>
+              </w:rPr>
+              <w:t>V</w:t>
+            </w:r>
+            <w:r>
+              <w:rPr>
+                <w:rFonts w:ascii="Calibri" w:hAnsi="Calibri" w:cs="Calibri"/>
+              </w:rPr>
+              <w:t xml:space="preserve">ery weak) </w:t>
             </w:r>
           </w:p>
         </w:tc>
@@ -1368,17 +1012,96 @@
               <w:pStyle w:val="my-2"/>
               <w:rPr>
                 <w:rFonts w:ascii="Calibri" w:hAnsi="Calibri" w:cs="Calibri"/>
-                <w:sz w:val="22"/>
-                <w:szCs w:val="22"/>
               </w:rPr>
             </w:pPr>
             <w:r>
               <w:rPr>
                 <w:rFonts w:ascii="Calibri" w:hAnsi="Calibri" w:cs="Calibri"/>
-                <w:sz w:val="22"/>
-                <w:szCs w:val="22"/>
-              </w:rPr>
-              <w:t>Position</w:t>
+              </w:rPr>
+              <w:t>Prob(F)</w:t>
+            </w:r>
+          </w:p>
+        </w:tc>
+        <w:tc>
+          <w:tcPr>
+            <w:tcW w:w="0" w:type="auto"/>
+            <w:tcBorders>
+              <w:top w:val="single" w:sz="6" w:space="0" w:color="DDDDDD"/>
+              <w:left w:val="single" w:sz="6" w:space="0" w:color="DDDDDD"/>
+              <w:bottom w:val="single" w:sz="6" w:space="0" w:color="DDDDDD"/>
+              <w:right w:val="single" w:sz="6" w:space="0" w:color="DDDDDD"/>
+            </w:tcBorders>
+            <w:vAlign w:val="center"/>
+          </w:tcPr>
+          <w:p>
+            <w:pPr>
+              <w:pStyle w:val="my-2"/>
+              <w:rPr>
+                <w:rFonts w:ascii="Calibri" w:hAnsi="Calibri" w:cs="Calibri"/>
+              </w:rPr>
+            </w:pPr>
+          </w:p>
+          <w:p>
+            <w:pPr>
+              <w:pStyle w:val="my-2"/>
+              <w:rPr>
+                <w:rFonts w:ascii="Calibri" w:hAnsi="Calibri" w:cs="Calibri"/>
+              </w:rPr>
+            </w:pPr>
+            <w:r>
+              <w:rPr>
+                <w:rFonts w:ascii="Calibri" w:hAnsi="Calibri" w:cs="Calibri"/>
+              </w:rPr>
+              <w:t>1.11</w:t>
+            </w:r>
+            <w:r>
+              <w:rPr>
+                <w:rFonts w:ascii="Calibri" w:hAnsi="Calibri" w:cs="Calibri"/>
+              </w:rPr>
+              <w:t>x</w:t>
+            </w:r>
+            <w:r>
+              <w:rPr>
+                <w:rFonts w:ascii="Calibri" w:hAnsi="Calibri" w:cs="Calibri"/>
+              </w:rPr>
+              <w:t>e</w:t>
+            </w:r>
+            <w:r>
+              <w:rPr>
+                <w:rFonts w:ascii="Calibri" w:hAnsi="Calibri" w:cs="Calibri"/>
+                <w:vertAlign w:val="superscript"/>
+              </w:rPr>
+              <w:t>-26</w:t>
+            </w:r>
+            <w:r>
+              <w:rPr>
+                <w:rFonts w:ascii="Calibri" w:hAnsi="Calibri" w:cs="Calibri"/>
+              </w:rPr>
+              <w:t xml:space="preserve"> (</w:t>
+            </w:r>
+            <w:r>
+              <w:rPr>
+                <w:rFonts w:ascii="Calibri" w:hAnsi="Calibri" w:cs="Calibri"/>
+              </w:rPr>
+              <w:t>H</w:t>
+            </w:r>
+            <w:r>
+              <w:rPr>
+                <w:rFonts w:ascii="Calibri" w:hAnsi="Calibri" w:cs="Calibri"/>
+              </w:rPr>
+              <w:t xml:space="preserve">ighly </w:t>
+            </w:r>
+            <w:r>
+              <w:rPr>
+                <w:rFonts w:ascii="Calibri" w:hAnsi="Calibri" w:cs="Calibri"/>
+              </w:rPr>
+              <w:t>S</w:t>
+            </w:r>
+            <w:r>
+              <w:rPr>
+                <w:rFonts w:ascii="Calibri" w:hAnsi="Calibri" w:cs="Calibri"/>
+              </w:rPr>
+              <w:t>ignificant)</w:t>
             </w:r>
           </w:p>
         </w:tc>
@@ -1405,17 +1128,25 @@
               <w:pStyle w:val="my-2"/>
               <w:rPr>
                 <w:rFonts w:ascii="Calibri" w:hAnsi="Calibri" w:cs="Calibri"/>
-                <w:sz w:val="22"/>
-                <w:szCs w:val="22"/>
               </w:rPr>
             </w:pPr>
             <w:r>
               <w:rPr>
                 <w:rFonts w:ascii="Calibri" w:hAnsi="Calibri" w:cs="Calibri"/>
-                <w:sz w:val="22"/>
-                <w:szCs w:val="22"/>
-              </w:rPr>
-              <w:t>–0.496</w:t>
+              </w:rPr>
+              <w:t>1.84e-05 (</w:t>
+            </w:r>
+            <w:r>
+              <w:rPr>
+                <w:rFonts w:ascii="Calibri" w:hAnsi="Calibri" w:cs="Calibri"/>
+              </w:rPr>
+              <w:t>S</w:t>
+            </w:r>
+            <w:r>
+              <w:rPr>
+                <w:rFonts w:ascii="Calibri" w:hAnsi="Calibri" w:cs="Calibri"/>
+              </w:rPr>
+              <w:t xml:space="preserve">ignificant) </w:t>
             </w:r>
           </w:p>
         </w:tc>
@@ -1442,165 +1173,37 @@
               <w:pStyle w:val="my-2"/>
               <w:rPr>
                 <w:rFonts w:ascii="Calibri" w:hAnsi="Calibri" w:cs="Calibri"/>
-                <w:sz w:val="22"/>
-                <w:szCs w:val="22"/>
               </w:rPr>
             </w:pPr>
             <w:r>
               <w:rPr>
                 <w:rFonts w:ascii="Calibri" w:hAnsi="Calibri" w:cs="Calibri"/>
-                <w:sz w:val="22"/>
-                <w:szCs w:val="22"/>
-              </w:rPr>
-              <w:t>0.044</w:t>
-            </w:r>
-          </w:p>
-        </w:tc>
-        <w:tc>
-          <w:tcPr>
-            <w:tcW w:w="0" w:type="auto"/>
-            <w:tcBorders>
-              <w:top w:val="single" w:sz="6" w:space="0" w:color="DDDDDD"/>
-              <w:left w:val="single" w:sz="6" w:space="0" w:color="DDDDDD"/>
-              <w:bottom w:val="single" w:sz="6" w:space="0" w:color="DDDDDD"/>
-              <w:right w:val="single" w:sz="6" w:space="0" w:color="DDDDDD"/>
-            </w:tcBorders>
-            <w:tcMar>
-              <w:top w:w="120" w:type="dxa"/>
-              <w:left w:w="120" w:type="dxa"/>
-              <w:bottom w:w="120" w:type="dxa"/>
-              <w:right w:w="120" w:type="dxa"/>
-            </w:tcMar>
-            <w:vAlign w:val="center"/>
-            <w:hideMark/>
-          </w:tcPr>
-          <w:p>
-            <w:pPr>
-              <w:pStyle w:val="my-2"/>
-              <w:rPr>
-                <w:rFonts w:ascii="Calibri" w:hAnsi="Calibri" w:cs="Calibri"/>
-                <w:sz w:val="22"/>
-                <w:szCs w:val="22"/>
-              </w:rPr>
-            </w:pPr>
-            <w:r>
-              <w:rPr>
-                <w:rFonts w:ascii="Calibri" w:hAnsi="Calibri" w:cs="Calibri"/>
-                <w:sz w:val="22"/>
-                <w:szCs w:val="22"/>
-              </w:rPr>
-              <w:t>–11.37</w:t>
-            </w:r>
-          </w:p>
-        </w:tc>
-        <w:tc>
-          <w:tcPr>
-            <w:tcW w:w="0" w:type="auto"/>
-            <w:tcBorders>
-              <w:top w:val="single" w:sz="6" w:space="0" w:color="DDDDDD"/>
-              <w:left w:val="single" w:sz="6" w:space="0" w:color="DDDDDD"/>
-              <w:bottom w:val="single" w:sz="6" w:space="0" w:color="DDDDDD"/>
-              <w:right w:val="single" w:sz="6" w:space="0" w:color="DDDDDD"/>
-            </w:tcBorders>
-            <w:tcMar>
-              <w:top w:w="120" w:type="dxa"/>
-              <w:left w:w="120" w:type="dxa"/>
-              <w:bottom w:w="120" w:type="dxa"/>
-              <w:right w:w="120" w:type="dxa"/>
-            </w:tcMar>
-            <w:vAlign w:val="center"/>
-            <w:hideMark/>
-          </w:tcPr>
-          <w:p>
-            <w:pPr>
-              <w:pStyle w:val="my-2"/>
-              <w:rPr>
-                <w:rFonts w:ascii="Calibri" w:hAnsi="Calibri" w:cs="Calibri"/>
-                <w:sz w:val="22"/>
-                <w:szCs w:val="22"/>
-              </w:rPr>
-            </w:pPr>
-            <w:r>
-              <w:rPr>
-                <w:rFonts w:ascii="Calibri" w:hAnsi="Calibri" w:cs="Calibri"/>
-                <w:sz w:val="22"/>
-                <w:szCs w:val="22"/>
-              </w:rPr>
-              <w:t>&lt;0.001</w:t>
-            </w:r>
-          </w:p>
-        </w:tc>
-        <w:tc>
-          <w:tcPr>
-            <w:tcW w:w="0" w:type="auto"/>
-            <w:tcBorders>
-              <w:top w:val="single" w:sz="6" w:space="0" w:color="DDDDDD"/>
-              <w:left w:val="single" w:sz="6" w:space="0" w:color="DDDDDD"/>
-              <w:bottom w:val="single" w:sz="6" w:space="0" w:color="DDDDDD"/>
-              <w:right w:val="single" w:sz="6" w:space="0" w:color="DDDDDD"/>
-            </w:tcBorders>
-            <w:tcMar>
-              <w:top w:w="120" w:type="dxa"/>
-              <w:left w:w="120" w:type="dxa"/>
-              <w:bottom w:w="120" w:type="dxa"/>
-              <w:right w:w="120" w:type="dxa"/>
-            </w:tcMar>
-            <w:vAlign w:val="center"/>
-            <w:hideMark/>
-          </w:tcPr>
-          <w:p>
-            <w:pPr>
-              <w:pStyle w:val="my-2"/>
-              <w:rPr>
-                <w:rFonts w:ascii="Calibri" w:hAnsi="Calibri" w:cs="Calibri"/>
-                <w:sz w:val="22"/>
-                <w:szCs w:val="22"/>
-              </w:rPr>
-            </w:pPr>
-            <w:r>
-              <w:rPr>
-                <w:rFonts w:ascii="Calibri" w:hAnsi="Calibri" w:cs="Calibri"/>
-                <w:sz w:val="22"/>
-                <w:szCs w:val="22"/>
-              </w:rPr>
-              <w:t>[–0.582, –0.411]</w:t>
-            </w:r>
-          </w:p>
-        </w:tc>
-        <w:tc>
-          <w:tcPr>
-            <w:tcW w:w="0" w:type="auto"/>
-            <w:tcBorders>
-              <w:top w:val="single" w:sz="6" w:space="0" w:color="DDDDDD"/>
-              <w:left w:val="single" w:sz="6" w:space="0" w:color="DDDDDD"/>
-              <w:bottom w:val="single" w:sz="6" w:space="0" w:color="DDDDDD"/>
-              <w:right w:val="single" w:sz="6" w:space="0" w:color="DDDDDD"/>
-            </w:tcBorders>
-            <w:tcMar>
-              <w:top w:w="120" w:type="dxa"/>
-              <w:left w:w="120" w:type="dxa"/>
-              <w:bottom w:w="120" w:type="dxa"/>
-              <w:right w:w="120" w:type="dxa"/>
-            </w:tcMar>
-            <w:vAlign w:val="center"/>
-            <w:hideMark/>
-          </w:tcPr>
-          <w:p>
-            <w:pPr>
-              <w:pStyle w:val="my-2"/>
-              <w:rPr>
-                <w:rFonts w:ascii="Calibri" w:hAnsi="Calibri" w:cs="Calibri"/>
-                <w:sz w:val="22"/>
-                <w:szCs w:val="22"/>
-              </w:rPr>
-            </w:pPr>
-            <w:r>
-              <w:rPr>
-                <w:rFonts w:ascii="Calibri" w:hAnsi="Calibri" w:cs="Calibri"/>
-                <w:sz w:val="22"/>
-                <w:szCs w:val="22"/>
-              </w:rPr>
-              <w:t>***</w:t>
+              </w:rPr>
+              <w:t>0.217 (</w:t>
+            </w:r>
+            <w:r>
+              <w:rPr>
+                <w:rFonts w:ascii="Calibri" w:hAnsi="Calibri" w:cs="Calibri"/>
+              </w:rPr>
+              <w:t>N</w:t>
+            </w:r>
+            <w:r>
+              <w:rPr>
+                <w:rFonts w:ascii="Calibri" w:hAnsi="Calibri" w:cs="Calibri"/>
+              </w:rPr>
+              <w:t xml:space="preserve">ot </w:t>
+            </w:r>
+            <w:r>
+              <w:rPr>
+                <w:rFonts w:ascii="Calibri" w:hAnsi="Calibri" w:cs="Calibri"/>
+              </w:rPr>
+              <w:t>S</w:t>
+            </w:r>
+            <w:r>
+              <w:rPr>
+                <w:rFonts w:ascii="Calibri" w:hAnsi="Calibri" w:cs="Calibri"/>
+              </w:rPr>
+              <w:t xml:space="preserve">ignificant) </w:t>
             </w:r>
           </w:p>
         </w:tc>
@@ -1629,17 +1232,45 @@
               <w:pStyle w:val="my-2"/>
               <w:rPr>
                 <w:rFonts w:ascii="Calibri" w:hAnsi="Calibri" w:cs="Calibri"/>
-                <w:sz w:val="22"/>
-                <w:szCs w:val="22"/>
               </w:rPr>
             </w:pPr>
             <w:r>
               <w:rPr>
                 <w:rFonts w:ascii="Calibri" w:hAnsi="Calibri" w:cs="Calibri"/>
-                <w:sz w:val="22"/>
-                <w:szCs w:val="22"/>
-              </w:rPr>
-              <w:t>R</w:t>
+              </w:rPr>
+              <w:t>Correlation</w:t>
+            </w:r>
+          </w:p>
+        </w:tc>
+        <w:tc>
+          <w:tcPr>
+            <w:tcW w:w="0" w:type="auto"/>
+            <w:tcBorders>
+              <w:top w:val="single" w:sz="6" w:space="0" w:color="DDDDDD"/>
+              <w:left w:val="single" w:sz="6" w:space="0" w:color="DDDDDD"/>
+              <w:bottom w:val="single" w:sz="6" w:space="0" w:color="DDDDDD"/>
+              <w:right w:val="single" w:sz="6" w:space="0" w:color="DDDDDD"/>
+            </w:tcBorders>
+            <w:vAlign w:val="center"/>
+          </w:tcPr>
+          <w:p>
+            <w:pPr>
+              <w:pStyle w:val="my-2"/>
+              <w:rPr>
+                <w:rFonts w:ascii="Calibri" w:hAnsi="Calibri" w:cs="Calibri"/>
+              </w:rPr>
+            </w:pPr>
+            <w:r>
+              <w:rPr>
+                <w:rFonts w:ascii="Calibri" w:hAnsi="Calibri" w:cs="Calibri"/>
+              </w:rPr>
+              <w:t>P</w:t>
+            </w:r>
+            <w:r>
+              <w:rPr>
+                <w:rFonts w:ascii="Calibri" w:hAnsi="Calibri" w:cs="Calibri"/>
+              </w:rPr>
+              <w:t>osition (−), R (−), W (+)</w:t>
             </w:r>
           </w:p>
         </w:tc>
@@ -1666,17 +1297,19 @@
               <w:pStyle w:val="my-2"/>
               <w:rPr>
                 <w:rFonts w:ascii="Calibri" w:hAnsi="Calibri" w:cs="Calibri"/>
-                <w:sz w:val="22"/>
-                <w:szCs w:val="22"/>
               </w:rPr>
             </w:pPr>
             <w:r>
               <w:rPr>
                 <w:rFonts w:ascii="Calibri" w:hAnsi="Calibri" w:cs="Calibri"/>
-                <w:sz w:val="22"/>
-                <w:szCs w:val="22"/>
-              </w:rPr>
-              <w:t>–0.174</w:t>
+              </w:rPr>
+              <w:t>P</w:t>
+            </w:r>
+            <w:r>
+              <w:rPr>
+                <w:rFonts w:ascii="Calibri" w:hAnsi="Calibri" w:cs="Calibri"/>
+              </w:rPr>
+              <w:t>osition (−), R (+)</w:t>
             </w:r>
           </w:p>
         </w:tc>
@@ -1703,702 +1336,26 @@
               <w:pStyle w:val="my-2"/>
               <w:rPr>
                 <w:rFonts w:ascii="Calibri" w:hAnsi="Calibri" w:cs="Calibri"/>
-                <w:sz w:val="22"/>
-                <w:szCs w:val="22"/>
               </w:rPr>
             </w:pPr>
             <w:r>
               <w:rPr>
                 <w:rFonts w:ascii="Calibri" w:hAnsi="Calibri" w:cs="Calibri"/>
-                <w:sz w:val="22"/>
-                <w:szCs w:val="22"/>
-              </w:rPr>
-              <w:t>0.044</w:t>
-            </w:r>
-          </w:p>
-        </w:tc>
-        <w:tc>
-          <w:tcPr>
-            <w:tcW w:w="0" w:type="auto"/>
-            <w:tcBorders>
-              <w:top w:val="single" w:sz="6" w:space="0" w:color="DDDDDD"/>
-              <w:left w:val="single" w:sz="6" w:space="0" w:color="DDDDDD"/>
-              <w:bottom w:val="single" w:sz="6" w:space="0" w:color="DDDDDD"/>
-              <w:right w:val="single" w:sz="6" w:space="0" w:color="DDDDDD"/>
-            </w:tcBorders>
-            <w:tcMar>
-              <w:top w:w="120" w:type="dxa"/>
-              <w:left w:w="120" w:type="dxa"/>
-              <w:bottom w:w="120" w:type="dxa"/>
-              <w:right w:w="120" w:type="dxa"/>
-            </w:tcMar>
-            <w:vAlign w:val="center"/>
-            <w:hideMark/>
-          </w:tcPr>
-          <w:p>
-            <w:pPr>
-              <w:pStyle w:val="my-2"/>
-              <w:rPr>
-                <w:rFonts w:ascii="Calibri" w:hAnsi="Calibri" w:cs="Calibri"/>
-                <w:sz w:val="22"/>
-                <w:szCs w:val="22"/>
-              </w:rPr>
-            </w:pPr>
-            <w:r>
-              <w:rPr>
-                <w:rFonts w:ascii="Calibri" w:hAnsi="Calibri" w:cs="Calibri"/>
-                <w:sz w:val="22"/>
-                <w:szCs w:val="22"/>
-              </w:rPr>
-              <w:t>–3.98</w:t>
-            </w:r>
-          </w:p>
-        </w:tc>
-        <w:tc>
-          <w:tcPr>
-            <w:tcW w:w="0" w:type="auto"/>
-            <w:tcBorders>
-              <w:top w:val="single" w:sz="6" w:space="0" w:color="DDDDDD"/>
-              <w:left w:val="single" w:sz="6" w:space="0" w:color="DDDDDD"/>
-              <w:bottom w:val="single" w:sz="6" w:space="0" w:color="DDDDDD"/>
-              <w:right w:val="single" w:sz="6" w:space="0" w:color="DDDDDD"/>
-            </w:tcBorders>
-            <w:tcMar>
-              <w:top w:w="120" w:type="dxa"/>
-              <w:left w:w="120" w:type="dxa"/>
-              <w:bottom w:w="120" w:type="dxa"/>
-              <w:right w:w="120" w:type="dxa"/>
-            </w:tcMar>
-            <w:vAlign w:val="center"/>
-            <w:hideMark/>
-          </w:tcPr>
-          <w:p>
-            <w:pPr>
-              <w:pStyle w:val="my-2"/>
-              <w:rPr>
-                <w:rFonts w:ascii="Calibri" w:hAnsi="Calibri" w:cs="Calibri"/>
-                <w:sz w:val="22"/>
-                <w:szCs w:val="22"/>
-              </w:rPr>
-            </w:pPr>
-            <w:r>
-              <w:rPr>
-                <w:rFonts w:ascii="Calibri" w:hAnsi="Calibri" w:cs="Calibri"/>
-                <w:sz w:val="22"/>
-                <w:szCs w:val="22"/>
-              </w:rPr>
-              <w:t>&lt;0.001</w:t>
-            </w:r>
-          </w:p>
-        </w:tc>
-        <w:tc>
-          <w:tcPr>
-            <w:tcW w:w="0" w:type="auto"/>
-            <w:tcBorders>
-              <w:top w:val="single" w:sz="6" w:space="0" w:color="DDDDDD"/>
-              <w:left w:val="single" w:sz="6" w:space="0" w:color="DDDDDD"/>
-              <w:bottom w:val="single" w:sz="6" w:space="0" w:color="DDDDDD"/>
-              <w:right w:val="single" w:sz="6" w:space="0" w:color="DDDDDD"/>
-            </w:tcBorders>
-            <w:tcMar>
-              <w:top w:w="120" w:type="dxa"/>
-              <w:left w:w="120" w:type="dxa"/>
-              <w:bottom w:w="120" w:type="dxa"/>
-              <w:right w:w="120" w:type="dxa"/>
-            </w:tcMar>
-            <w:vAlign w:val="center"/>
-            <w:hideMark/>
-          </w:tcPr>
-          <w:p>
-            <w:pPr>
-              <w:pStyle w:val="my-2"/>
-              <w:rPr>
-                <w:rFonts w:ascii="Calibri" w:hAnsi="Calibri" w:cs="Calibri"/>
-                <w:sz w:val="22"/>
-                <w:szCs w:val="22"/>
-              </w:rPr>
-            </w:pPr>
-            <w:r>
-              <w:rPr>
-                <w:rFonts w:ascii="Calibri" w:hAnsi="Calibri" w:cs="Calibri"/>
-                <w:sz w:val="22"/>
-                <w:szCs w:val="22"/>
-              </w:rPr>
-              <w:t>[–0.259, –0.088]</w:t>
-            </w:r>
-          </w:p>
-        </w:tc>
-        <w:tc>
-          <w:tcPr>
-            <w:tcW w:w="0" w:type="auto"/>
-            <w:tcBorders>
-              <w:top w:val="single" w:sz="6" w:space="0" w:color="DDDDDD"/>
-              <w:left w:val="single" w:sz="6" w:space="0" w:color="DDDDDD"/>
-              <w:bottom w:val="single" w:sz="6" w:space="0" w:color="DDDDDD"/>
-              <w:right w:val="single" w:sz="6" w:space="0" w:color="DDDDDD"/>
-            </w:tcBorders>
-            <w:tcMar>
-              <w:top w:w="120" w:type="dxa"/>
-              <w:left w:w="120" w:type="dxa"/>
-              <w:bottom w:w="120" w:type="dxa"/>
-              <w:right w:w="120" w:type="dxa"/>
-            </w:tcMar>
-            <w:vAlign w:val="center"/>
-            <w:hideMark/>
-          </w:tcPr>
-          <w:p>
-            <w:pPr>
-              <w:pStyle w:val="my-2"/>
-              <w:rPr>
-                <w:rFonts w:ascii="Calibri" w:hAnsi="Calibri" w:cs="Calibri"/>
-                <w:sz w:val="22"/>
-                <w:szCs w:val="22"/>
-              </w:rPr>
-            </w:pPr>
-            <w:r>
-              <w:rPr>
-                <w:rFonts w:ascii="Calibri" w:hAnsi="Calibri" w:cs="Calibri"/>
-                <w:sz w:val="22"/>
-                <w:szCs w:val="22"/>
-              </w:rPr>
-              <w:t>***</w:t>
-            </w:r>
-          </w:p>
-        </w:tc>
-      </w:tr>
-      <w:tr>
-        <w:tc>
-          <w:tcPr>
-            <w:tcW w:w="0" w:type="auto"/>
-            <w:tcBorders>
-              <w:top w:val="single" w:sz="6" w:space="0" w:color="DDDDDD"/>
-              <w:left w:val="single" w:sz="6" w:space="0" w:color="DDDDDD"/>
-              <w:bottom w:val="single" w:sz="6" w:space="0" w:color="DDDDDD"/>
-              <w:right w:val="single" w:sz="6" w:space="0" w:color="DDDDDD"/>
-            </w:tcBorders>
-            <w:tcMar>
-              <w:top w:w="120" w:type="dxa"/>
-              <w:left w:w="120" w:type="dxa"/>
-              <w:bottom w:w="120" w:type="dxa"/>
-              <w:right w:w="120" w:type="dxa"/>
-            </w:tcMar>
-            <w:vAlign w:val="center"/>
-            <w:hideMark/>
-          </w:tcPr>
-          <w:p>
-            <w:pPr>
-              <w:pStyle w:val="my-2"/>
-              <w:rPr>
-                <w:rFonts w:ascii="Calibri" w:hAnsi="Calibri" w:cs="Calibri"/>
-                <w:sz w:val="22"/>
-                <w:szCs w:val="22"/>
-              </w:rPr>
-            </w:pPr>
-            <w:r>
-              <w:rPr>
-                <w:rFonts w:ascii="Calibri" w:hAnsi="Calibri" w:cs="Calibri"/>
-                <w:sz w:val="22"/>
-                <w:szCs w:val="22"/>
-              </w:rPr>
-              <w:t>W</w:t>
-            </w:r>
-          </w:p>
-        </w:tc>
-        <w:tc>
-          <w:tcPr>
-            <w:tcW w:w="0" w:type="auto"/>
-            <w:tcBorders>
-              <w:top w:val="single" w:sz="6" w:space="0" w:color="DDDDDD"/>
-              <w:left w:val="single" w:sz="6" w:space="0" w:color="DDDDDD"/>
-              <w:bottom w:val="single" w:sz="6" w:space="0" w:color="DDDDDD"/>
-              <w:right w:val="single" w:sz="6" w:space="0" w:color="DDDDDD"/>
-            </w:tcBorders>
-            <w:tcMar>
-              <w:top w:w="120" w:type="dxa"/>
-              <w:left w:w="120" w:type="dxa"/>
-              <w:bottom w:w="120" w:type="dxa"/>
-              <w:right w:w="120" w:type="dxa"/>
-            </w:tcMar>
-            <w:vAlign w:val="center"/>
-            <w:hideMark/>
-          </w:tcPr>
-          <w:p>
-            <w:pPr>
-              <w:pStyle w:val="my-2"/>
-              <w:rPr>
-                <w:rFonts w:ascii="Calibri" w:hAnsi="Calibri" w:cs="Calibri"/>
-                <w:sz w:val="22"/>
-                <w:szCs w:val="22"/>
-              </w:rPr>
-            </w:pPr>
-            <w:r>
-              <w:rPr>
-                <w:rFonts w:ascii="Calibri" w:hAnsi="Calibri" w:cs="Calibri"/>
-                <w:sz w:val="22"/>
-                <w:szCs w:val="22"/>
-              </w:rPr>
-              <w:t>0.101</w:t>
-            </w:r>
-          </w:p>
-        </w:tc>
-        <w:tc>
-          <w:tcPr>
-            <w:tcW w:w="0" w:type="auto"/>
-            <w:tcBorders>
-              <w:top w:val="single" w:sz="6" w:space="0" w:color="DDDDDD"/>
-              <w:left w:val="single" w:sz="6" w:space="0" w:color="DDDDDD"/>
-              <w:bottom w:val="single" w:sz="6" w:space="0" w:color="DDDDDD"/>
-              <w:right w:val="single" w:sz="6" w:space="0" w:color="DDDDDD"/>
-            </w:tcBorders>
-            <w:tcMar>
-              <w:top w:w="120" w:type="dxa"/>
-              <w:left w:w="120" w:type="dxa"/>
-              <w:bottom w:w="120" w:type="dxa"/>
-              <w:right w:w="120" w:type="dxa"/>
-            </w:tcMar>
-            <w:vAlign w:val="center"/>
-            <w:hideMark/>
-          </w:tcPr>
-          <w:p>
-            <w:pPr>
-              <w:pStyle w:val="my-2"/>
-              <w:rPr>
-                <w:rFonts w:ascii="Calibri" w:hAnsi="Calibri" w:cs="Calibri"/>
-                <w:sz w:val="22"/>
-                <w:szCs w:val="22"/>
-              </w:rPr>
-            </w:pPr>
-            <w:r>
-              <w:rPr>
-                <w:rFonts w:ascii="Calibri" w:hAnsi="Calibri" w:cs="Calibri"/>
-                <w:sz w:val="22"/>
-                <w:szCs w:val="22"/>
-              </w:rPr>
-              <w:t>0.044</w:t>
-            </w:r>
-          </w:p>
-        </w:tc>
-        <w:tc>
-          <w:tcPr>
-            <w:tcW w:w="0" w:type="auto"/>
-            <w:tcBorders>
-              <w:top w:val="single" w:sz="6" w:space="0" w:color="DDDDDD"/>
-              <w:left w:val="single" w:sz="6" w:space="0" w:color="DDDDDD"/>
-              <w:bottom w:val="single" w:sz="6" w:space="0" w:color="DDDDDD"/>
-              <w:right w:val="single" w:sz="6" w:space="0" w:color="DDDDDD"/>
-            </w:tcBorders>
-            <w:tcMar>
-              <w:top w:w="120" w:type="dxa"/>
-              <w:left w:w="120" w:type="dxa"/>
-              <w:bottom w:w="120" w:type="dxa"/>
-              <w:right w:w="120" w:type="dxa"/>
-            </w:tcMar>
-            <w:vAlign w:val="center"/>
-            <w:hideMark/>
-          </w:tcPr>
-          <w:p>
-            <w:pPr>
-              <w:pStyle w:val="my-2"/>
-              <w:rPr>
-                <w:rFonts w:ascii="Calibri" w:hAnsi="Calibri" w:cs="Calibri"/>
-                <w:sz w:val="22"/>
-                <w:szCs w:val="22"/>
-              </w:rPr>
-            </w:pPr>
-            <w:r>
-              <w:rPr>
-                <w:rFonts w:ascii="Calibri" w:hAnsi="Calibri" w:cs="Calibri"/>
-                <w:sz w:val="22"/>
-                <w:szCs w:val="22"/>
-              </w:rPr>
-              <w:t>2.32</w:t>
-            </w:r>
-          </w:p>
-        </w:tc>
-        <w:tc>
-          <w:tcPr>
-            <w:tcW w:w="0" w:type="auto"/>
-            <w:tcBorders>
-              <w:top w:val="single" w:sz="6" w:space="0" w:color="DDDDDD"/>
-              <w:left w:val="single" w:sz="6" w:space="0" w:color="DDDDDD"/>
-              <w:bottom w:val="single" w:sz="6" w:space="0" w:color="DDDDDD"/>
-              <w:right w:val="single" w:sz="6" w:space="0" w:color="DDDDDD"/>
-            </w:tcBorders>
-            <w:tcMar>
-              <w:top w:w="120" w:type="dxa"/>
-              <w:left w:w="120" w:type="dxa"/>
-              <w:bottom w:w="120" w:type="dxa"/>
-              <w:right w:w="120" w:type="dxa"/>
-            </w:tcMar>
-            <w:vAlign w:val="center"/>
-            <w:hideMark/>
-          </w:tcPr>
-          <w:p>
-            <w:pPr>
-              <w:pStyle w:val="my-2"/>
-              <w:rPr>
-                <w:rFonts w:ascii="Calibri" w:hAnsi="Calibri" w:cs="Calibri"/>
-                <w:sz w:val="22"/>
-                <w:szCs w:val="22"/>
-              </w:rPr>
-            </w:pPr>
-            <w:r>
-              <w:rPr>
-                <w:rFonts w:ascii="Calibri" w:hAnsi="Calibri" w:cs="Calibri"/>
-                <w:sz w:val="22"/>
-                <w:szCs w:val="22"/>
-              </w:rPr>
-              <w:t>0.021</w:t>
-            </w:r>
-          </w:p>
-        </w:tc>
-        <w:tc>
-          <w:tcPr>
-            <w:tcW w:w="0" w:type="auto"/>
-            <w:tcBorders>
-              <w:top w:val="single" w:sz="6" w:space="0" w:color="DDDDDD"/>
-              <w:left w:val="single" w:sz="6" w:space="0" w:color="DDDDDD"/>
-              <w:bottom w:val="single" w:sz="6" w:space="0" w:color="DDDDDD"/>
-              <w:right w:val="single" w:sz="6" w:space="0" w:color="DDDDDD"/>
-            </w:tcBorders>
-            <w:tcMar>
-              <w:top w:w="120" w:type="dxa"/>
-              <w:left w:w="120" w:type="dxa"/>
-              <w:bottom w:w="120" w:type="dxa"/>
-              <w:right w:w="120" w:type="dxa"/>
-            </w:tcMar>
-            <w:vAlign w:val="center"/>
-            <w:hideMark/>
-          </w:tcPr>
-          <w:p>
-            <w:pPr>
-              <w:pStyle w:val="my-2"/>
-              <w:rPr>
-                <w:rFonts w:ascii="Calibri" w:hAnsi="Calibri" w:cs="Calibri"/>
-                <w:sz w:val="22"/>
-                <w:szCs w:val="22"/>
-              </w:rPr>
-            </w:pPr>
-            <w:r>
-              <w:rPr>
-                <w:rFonts w:ascii="Calibri" w:hAnsi="Calibri" w:cs="Calibri"/>
-                <w:sz w:val="22"/>
-                <w:szCs w:val="22"/>
-              </w:rPr>
-              <w:t>[0.015, 0.187]</w:t>
-            </w:r>
-          </w:p>
-        </w:tc>
-        <w:tc>
-          <w:tcPr>
-            <w:tcW w:w="0" w:type="auto"/>
-            <w:tcBorders>
-              <w:top w:val="single" w:sz="6" w:space="0" w:color="DDDDDD"/>
-              <w:left w:val="single" w:sz="6" w:space="0" w:color="DDDDDD"/>
-              <w:bottom w:val="single" w:sz="6" w:space="0" w:color="DDDDDD"/>
-              <w:right w:val="single" w:sz="6" w:space="0" w:color="DDDDDD"/>
-            </w:tcBorders>
-            <w:tcMar>
-              <w:top w:w="120" w:type="dxa"/>
-              <w:left w:w="120" w:type="dxa"/>
-              <w:bottom w:w="120" w:type="dxa"/>
-              <w:right w:w="120" w:type="dxa"/>
-            </w:tcMar>
-            <w:vAlign w:val="center"/>
-            <w:hideMark/>
-          </w:tcPr>
-          <w:p>
-            <w:pPr>
-              <w:pStyle w:val="my-2"/>
-              <w:rPr>
-                <w:rFonts w:ascii="Calibri" w:hAnsi="Calibri" w:cs="Calibri"/>
-                <w:sz w:val="22"/>
-                <w:szCs w:val="22"/>
-              </w:rPr>
-            </w:pPr>
-            <w:r>
-              <w:rPr>
-                <w:rFonts w:ascii="Calibri" w:hAnsi="Calibri" w:cs="Calibri"/>
-                <w:sz w:val="22"/>
-                <w:szCs w:val="22"/>
-              </w:rPr>
-              <w:t>*</w:t>
-            </w:r>
-          </w:p>
-        </w:tc>
-      </w:tr>
-      <w:tr>
-        <w:tc>
-          <w:tcPr>
-            <w:tcW w:w="0" w:type="auto"/>
-            <w:tcBorders>
-              <w:top w:val="single" w:sz="6" w:space="0" w:color="DDDDDD"/>
-              <w:left w:val="single" w:sz="6" w:space="0" w:color="DDDDDD"/>
-              <w:bottom w:val="single" w:sz="6" w:space="0" w:color="DDDDDD"/>
-              <w:right w:val="single" w:sz="6" w:space="0" w:color="DDDDDD"/>
-            </w:tcBorders>
-            <w:tcMar>
-              <w:top w:w="120" w:type="dxa"/>
-              <w:left w:w="120" w:type="dxa"/>
-              <w:bottom w:w="120" w:type="dxa"/>
-              <w:right w:w="120" w:type="dxa"/>
-            </w:tcMar>
-            <w:vAlign w:val="center"/>
-            <w:hideMark/>
-          </w:tcPr>
-          <w:p>
-            <w:pPr>
-              <w:pStyle w:val="my-2"/>
-              <w:rPr>
-                <w:rFonts w:ascii="Calibri" w:hAnsi="Calibri" w:cs="Calibri"/>
-                <w:sz w:val="22"/>
-                <w:szCs w:val="22"/>
-              </w:rPr>
-            </w:pPr>
-            <w:r>
-              <w:rPr>
-                <w:rFonts w:ascii="Calibri" w:hAnsi="Calibri" w:cs="Calibri"/>
-                <w:sz w:val="22"/>
-                <w:szCs w:val="22"/>
-              </w:rPr>
-              <w:t>D</w:t>
-            </w:r>
-          </w:p>
-        </w:tc>
-        <w:tc>
-          <w:tcPr>
-            <w:tcW w:w="0" w:type="auto"/>
-            <w:tcBorders>
-              <w:top w:val="single" w:sz="6" w:space="0" w:color="DDDDDD"/>
-              <w:left w:val="single" w:sz="6" w:space="0" w:color="DDDDDD"/>
-              <w:bottom w:val="single" w:sz="6" w:space="0" w:color="DDDDDD"/>
-              <w:right w:val="single" w:sz="6" w:space="0" w:color="DDDDDD"/>
-            </w:tcBorders>
-            <w:tcMar>
-              <w:top w:w="120" w:type="dxa"/>
-              <w:left w:w="120" w:type="dxa"/>
-              <w:bottom w:w="120" w:type="dxa"/>
-              <w:right w:w="120" w:type="dxa"/>
-            </w:tcMar>
-            <w:vAlign w:val="center"/>
-            <w:hideMark/>
-          </w:tcPr>
-          <w:p>
-            <w:pPr>
-              <w:pStyle w:val="my-2"/>
-              <w:rPr>
-                <w:rFonts w:ascii="Calibri" w:hAnsi="Calibri" w:cs="Calibri"/>
-                <w:sz w:val="22"/>
-                <w:szCs w:val="22"/>
-              </w:rPr>
-            </w:pPr>
-            <w:r>
-              <w:rPr>
-                <w:rFonts w:ascii="Calibri" w:hAnsi="Calibri" w:cs="Calibri"/>
-                <w:sz w:val="22"/>
-                <w:szCs w:val="22"/>
-              </w:rPr>
-              <w:t>0.053</w:t>
-            </w:r>
-          </w:p>
-        </w:tc>
-        <w:tc>
-          <w:tcPr>
-            <w:tcW w:w="0" w:type="auto"/>
-            <w:tcBorders>
-              <w:top w:val="single" w:sz="6" w:space="0" w:color="DDDDDD"/>
-              <w:left w:val="single" w:sz="6" w:space="0" w:color="DDDDDD"/>
-              <w:bottom w:val="single" w:sz="6" w:space="0" w:color="DDDDDD"/>
-              <w:right w:val="single" w:sz="6" w:space="0" w:color="DDDDDD"/>
-            </w:tcBorders>
-            <w:tcMar>
-              <w:top w:w="120" w:type="dxa"/>
-              <w:left w:w="120" w:type="dxa"/>
-              <w:bottom w:w="120" w:type="dxa"/>
-              <w:right w:w="120" w:type="dxa"/>
-            </w:tcMar>
-            <w:vAlign w:val="center"/>
-            <w:hideMark/>
-          </w:tcPr>
-          <w:p>
-            <w:pPr>
-              <w:pStyle w:val="my-2"/>
-              <w:rPr>
-                <w:rFonts w:ascii="Calibri" w:hAnsi="Calibri" w:cs="Calibri"/>
-                <w:sz w:val="22"/>
-                <w:szCs w:val="22"/>
-              </w:rPr>
-            </w:pPr>
-            <w:r>
-              <w:rPr>
-                <w:rFonts w:ascii="Calibri" w:hAnsi="Calibri" w:cs="Calibri"/>
-                <w:sz w:val="22"/>
-                <w:szCs w:val="22"/>
-              </w:rPr>
-              <w:t>0.044</w:t>
-            </w:r>
-          </w:p>
-        </w:tc>
-        <w:tc>
-          <w:tcPr>
-            <w:tcW w:w="0" w:type="auto"/>
-            <w:tcBorders>
-              <w:top w:val="single" w:sz="6" w:space="0" w:color="DDDDDD"/>
-              <w:left w:val="single" w:sz="6" w:space="0" w:color="DDDDDD"/>
-              <w:bottom w:val="single" w:sz="6" w:space="0" w:color="DDDDDD"/>
-              <w:right w:val="single" w:sz="6" w:space="0" w:color="DDDDDD"/>
-            </w:tcBorders>
-            <w:tcMar>
-              <w:top w:w="120" w:type="dxa"/>
-              <w:left w:w="120" w:type="dxa"/>
-              <w:bottom w:w="120" w:type="dxa"/>
-              <w:right w:w="120" w:type="dxa"/>
-            </w:tcMar>
-            <w:vAlign w:val="center"/>
-            <w:hideMark/>
-          </w:tcPr>
-          <w:p>
-            <w:pPr>
-              <w:pStyle w:val="my-2"/>
-              <w:rPr>
-                <w:rFonts w:ascii="Calibri" w:hAnsi="Calibri" w:cs="Calibri"/>
-                <w:sz w:val="22"/>
-                <w:szCs w:val="22"/>
-              </w:rPr>
-            </w:pPr>
-            <w:r>
-              <w:rPr>
-                <w:rFonts w:ascii="Calibri" w:hAnsi="Calibri" w:cs="Calibri"/>
-                <w:sz w:val="22"/>
-                <w:szCs w:val="22"/>
-              </w:rPr>
-              <w:t>1.22</w:t>
-            </w:r>
-          </w:p>
-        </w:tc>
-        <w:tc>
-          <w:tcPr>
-            <w:tcW w:w="0" w:type="auto"/>
-            <w:tcBorders>
-              <w:top w:val="single" w:sz="6" w:space="0" w:color="DDDDDD"/>
-              <w:left w:val="single" w:sz="6" w:space="0" w:color="DDDDDD"/>
-              <w:bottom w:val="single" w:sz="6" w:space="0" w:color="DDDDDD"/>
-              <w:right w:val="single" w:sz="6" w:space="0" w:color="DDDDDD"/>
-            </w:tcBorders>
-            <w:tcMar>
-              <w:top w:w="120" w:type="dxa"/>
-              <w:left w:w="120" w:type="dxa"/>
-              <w:bottom w:w="120" w:type="dxa"/>
-              <w:right w:w="120" w:type="dxa"/>
-            </w:tcMar>
-            <w:vAlign w:val="center"/>
-            <w:hideMark/>
-          </w:tcPr>
-          <w:p>
-            <w:pPr>
-              <w:pStyle w:val="my-2"/>
-              <w:rPr>
-                <w:rFonts w:ascii="Calibri" w:hAnsi="Calibri" w:cs="Calibri"/>
-                <w:sz w:val="22"/>
-                <w:szCs w:val="22"/>
-              </w:rPr>
-            </w:pPr>
-            <w:r>
-              <w:rPr>
-                <w:rFonts w:ascii="Calibri" w:hAnsi="Calibri" w:cs="Calibri"/>
-                <w:sz w:val="22"/>
-                <w:szCs w:val="22"/>
-              </w:rPr>
-              <w:t>0.222</w:t>
-            </w:r>
-          </w:p>
-        </w:tc>
-        <w:tc>
-          <w:tcPr>
-            <w:tcW w:w="0" w:type="auto"/>
-            <w:tcBorders>
-              <w:top w:val="single" w:sz="6" w:space="0" w:color="DDDDDD"/>
-              <w:left w:val="single" w:sz="6" w:space="0" w:color="DDDDDD"/>
-              <w:bottom w:val="single" w:sz="6" w:space="0" w:color="DDDDDD"/>
-              <w:right w:val="single" w:sz="6" w:space="0" w:color="DDDDDD"/>
-            </w:tcBorders>
-            <w:tcMar>
-              <w:top w:w="120" w:type="dxa"/>
-              <w:left w:w="120" w:type="dxa"/>
-              <w:bottom w:w="120" w:type="dxa"/>
-              <w:right w:w="120" w:type="dxa"/>
-            </w:tcMar>
-            <w:vAlign w:val="center"/>
-            <w:hideMark/>
-          </w:tcPr>
-          <w:p>
-            <w:pPr>
-              <w:pStyle w:val="my-2"/>
-              <w:rPr>
-                <w:rFonts w:ascii="Calibri" w:hAnsi="Calibri" w:cs="Calibri"/>
-                <w:sz w:val="22"/>
-                <w:szCs w:val="22"/>
-              </w:rPr>
-            </w:pPr>
-            <w:r>
-              <w:rPr>
-                <w:rFonts w:ascii="Calibri" w:hAnsi="Calibri" w:cs="Calibri"/>
-                <w:sz w:val="22"/>
-                <w:szCs w:val="22"/>
-              </w:rPr>
-              <w:t>[–0.032, 0.139]</w:t>
-            </w:r>
-          </w:p>
-        </w:tc>
-        <w:tc>
-          <w:tcPr>
-            <w:tcW w:w="0" w:type="auto"/>
-            <w:tcBorders>
-              <w:top w:val="single" w:sz="6" w:space="0" w:color="DDDDDD"/>
-              <w:left w:val="single" w:sz="6" w:space="0" w:color="DDDDDD"/>
-              <w:bottom w:val="single" w:sz="6" w:space="0" w:color="DDDDDD"/>
-              <w:right w:val="single" w:sz="6" w:space="0" w:color="DDDDDD"/>
-            </w:tcBorders>
-            <w:tcMar>
-              <w:top w:w="120" w:type="dxa"/>
-              <w:left w:w="120" w:type="dxa"/>
-              <w:bottom w:w="120" w:type="dxa"/>
-              <w:right w:w="120" w:type="dxa"/>
-            </w:tcMar>
-            <w:vAlign w:val="center"/>
-            <w:hideMark/>
-          </w:tcPr>
-          <w:p>
-            <w:pPr>
-              <w:pStyle w:val="my-2"/>
-              <w:rPr>
-                <w:rFonts w:ascii="Calibri" w:hAnsi="Calibri" w:cs="Calibri"/>
-                <w:sz w:val="22"/>
-                <w:szCs w:val="22"/>
-              </w:rPr>
-            </w:pPr>
-            <w:proofErr w:type="spellStart"/>
-            <w:r>
-              <w:rPr>
-                <w:rFonts w:ascii="Calibri" w:hAnsi="Calibri" w:cs="Calibri"/>
-                <w:sz w:val="22"/>
-                <w:szCs w:val="22"/>
-              </w:rPr>
-              <w:t>n.s</w:t>
-            </w:r>
-            <w:proofErr w:type="spellEnd"/>
-            <w:r>
-              <w:rPr>
-                <w:rFonts w:ascii="Calibri" w:hAnsi="Calibri" w:cs="Calibri"/>
-                <w:sz w:val="22"/>
-                <w:szCs w:val="22"/>
-              </w:rPr>
-              <w:t>.</w:t>
+              </w:rPr>
+              <w:t>W (+)</w:t>
             </w:r>
           </w:p>
         </w:tc>
       </w:tr>
     </w:tbl>
+    <w:p>
+      <w:pPr>
+        <w:pStyle w:val="my-2"/>
+        <w:rPr>
+          <w:rFonts w:ascii="Calibri" w:hAnsi="Calibri" w:cs="Calibri"/>
+        </w:rPr>
+      </w:pPr>
+    </w:p>
     <w:p>
       <w:pPr>
         <w:pStyle w:val="my-2"/>
@@ -3593,7 +2550,6 @@
   <w:style w:type="character" w:default="1" w:styleId="DefaultParagraphFont">
     <w:name w:val="Default Paragraph Font"/>
     <w:uiPriority w:val="1"/>
-    <w:semiHidden/>
     <w:unhideWhenUsed/>
   </w:style>
   <w:style w:type="table" w:default="1" w:styleId="TableNormal">
@@ -3951,7 +2907,6 @@
     <w:name w:val="Hyperlink"/>
     <w:basedOn w:val="DefaultParagraphFont"/>
     <w:uiPriority w:val="99"/>
-    <w:semiHidden/>
     <w:unhideWhenUsed/>
     <w:rsid w:val="006E4825"/>
     <w:rPr>
@@ -3967,6 +2922,18 @@
     <w:rsid w:val="00093A88"/>
     <w:rPr>
       <w:color w:val="666666"/>
+    </w:rPr>
+  </w:style>
+  <w:style w:type="character" w:styleId="UnresolvedMention">
+    <w:name w:val="Unresolved Mention"/>
+    <w:basedOn w:val="DefaultParagraphFont"/>
+    <w:uiPriority w:val="99"/>
+    <w:semiHidden/>
+    <w:unhideWhenUsed/>
+    <w:rsid w:val="003F2833"/>
+    <w:rPr>
+      <w:color w:val="605E5C"/>
+      <w:shd w:val="clear" w:color="auto" w:fill="E1DFDD"/>
     </w:rPr>
   </w:style>
 </w:styles>

--- a/paper/Weld Result NR 2026-02-26.docx
+++ b/paper/Weld Result NR 2026-02-26.docx
@@ -670,10 +670,10 @@
         <w:tblLook w:val="04A0" w:firstRow="1" w:lastRow="0" w:firstColumn="1" w:lastColumn="0" w:noHBand="0" w:noVBand="1"/>
       </w:tblPr>
       <w:tblGrid>
-        <w:gridCol w:w="1344"/>
-        <w:gridCol w:w="2770"/>
-        <w:gridCol w:w="2319"/>
-        <w:gridCol w:w="2420"/>
+        <w:gridCol w:w="1392"/>
+        <w:gridCol w:w="2427"/>
+        <w:gridCol w:w="2661"/>
+        <w:gridCol w:w="2373"/>
       </w:tblGrid>
       <w:tr>
         <w:trPr>
@@ -701,6 +701,7 @@
           <w:p>
             <w:pPr>
               <w:pStyle w:val="my-2"/>
+              <w:jc w:val="center"/>
               <w:rPr>
                 <w:rFonts w:ascii="Calibri" w:hAnsi="Calibri" w:cs="Calibri"/>
                 <w:b/>
@@ -719,7 +720,7 @@
         </w:tc>
         <w:tc>
           <w:tcPr>
-            <w:tcW w:w="0" w:type="auto"/>
+            <w:tcW w:w="1371" w:type="pct"/>
             <w:tcBorders>
               <w:top w:val="single" w:sz="6" w:space="0" w:color="DDDDDD"/>
               <w:left w:val="single" w:sz="6" w:space="0" w:color="DDDDDD"/>
@@ -732,20 +733,128 @@
           <w:p>
             <w:pPr>
               <w:pStyle w:val="my-2"/>
+              <w:jc w:val="center"/>
               <w:rPr>
                 <w:rFonts w:ascii="Calibri" w:hAnsi="Calibri" w:cs="Calibri"/>
                 <w:b/>
                 <w:bCs/>
               </w:rPr>
             </w:pPr>
-            <w:r>
+            <m:oMathPara>
+              <m:oMath>
+                <m:sSub>
+                  <m:sSubPr>
+                    <m:ctrlPr>
+                      <w:rPr>
+                        <w:rFonts w:ascii="Cambria Math" w:hAnsi="Cambria Math" w:cs="Calibri"/>
+                        <w:b/>
+                        <w:bCs/>
+                        <w:i/>
+                      </w:rPr>
+                    </m:ctrlPr>
+                  </m:sSubPr>
+                  <m:e>
+                    <m:r>
+                      <m:rPr>
+                        <m:sty m:val="bi"/>
+                      </m:rPr>
+                      <w:rPr>
+                        <w:rFonts w:ascii="Cambria Math" w:hAnsi="Cambria Math" w:cs="Calibri"/>
+                      </w:rPr>
+                      <m:t>σ</m:t>
+                    </m:r>
+                  </m:e>
+                  <m:sub>
+                    <m:r>
+                      <m:rPr>
+                        <m:sty m:val="bi"/>
+                      </m:rPr>
+                      <w:rPr>
+                        <w:rFonts w:ascii="Cambria Math" w:hAnsi="Cambria Math" w:cs="Calibri"/>
+                      </w:rPr>
+                      <m:t>center</m:t>
+                    </m:r>
+                  </m:sub>
+                </m:sSub>
+              </m:oMath>
+            </m:oMathPara>
+          </w:p>
+        </w:tc>
+        <w:tc>
+          <w:tcPr>
+            <w:tcW w:w="1503" w:type="pct"/>
+            <w:tcBorders>
+              <w:top w:val="single" w:sz="6" w:space="0" w:color="DDDDDD"/>
+              <w:left w:val="single" w:sz="6" w:space="0" w:color="DDDDDD"/>
+              <w:bottom w:val="single" w:sz="6" w:space="0" w:color="DDDDDD"/>
+              <w:right w:val="single" w:sz="6" w:space="0" w:color="DDDDDD"/>
+            </w:tcBorders>
+            <w:shd w:val="clear" w:color="auto" w:fill="F2F2F2"/>
+            <w:tcMar>
+              <w:top w:w="120" w:type="dxa"/>
+              <w:left w:w="120" w:type="dxa"/>
+              <w:bottom w:w="120" w:type="dxa"/>
+              <w:right w:w="120" w:type="dxa"/>
+            </w:tcMar>
+            <w:vAlign w:val="center"/>
+            <w:hideMark/>
+          </w:tcPr>
+          <w:p>
+            <w:pPr>
+              <w:pStyle w:val="my-2"/>
+              <w:jc w:val="center"/>
               <w:rPr>
                 <w:rFonts w:ascii="Calibri" w:hAnsi="Calibri" w:cs="Calibri"/>
                 <w:b/>
                 <w:bCs/>
               </w:rPr>
-              <w:t>stress_value_center</w:t>
-            </w:r>
+            </w:pPr>
+            <m:oMathPara>
+              <m:oMath>
+                <m:r>
+                  <m:rPr>
+                    <m:sty m:val="b"/>
+                  </m:rPr>
+                  <w:rPr>
+                    <w:rFonts w:ascii="Cambria Math" w:hAnsi="Cambria Math" w:cs="Calibri"/>
+                  </w:rPr>
+                  <m:t>Δ</m:t>
+                </m:r>
+                <m:sSub>
+                  <m:sSubPr>
+                    <m:ctrlPr>
+                      <w:rPr>
+                        <w:rFonts w:ascii="Cambria Math" w:hAnsi="Cambria Math" w:cs="Calibri"/>
+                        <w:b/>
+                        <w:bCs/>
+                      </w:rPr>
+                    </m:ctrlPr>
+                  </m:sSubPr>
+                  <m:e>
+                    <m:r>
+                      <m:rPr>
+                        <m:sty m:val="b"/>
+                      </m:rPr>
+                      <w:rPr>
+                        <w:rFonts w:ascii="Cambria Math" w:hAnsi="Cambria Math" w:cs="Calibri"/>
+                      </w:rPr>
+                      <m:t>σ</m:t>
+                    </m:r>
+                  </m:e>
+                  <m:sub>
+                    <m:r>
+                      <m:rPr>
+                        <m:sty m:val="b"/>
+                      </m:rPr>
+                      <w:rPr>
+                        <w:rFonts w:ascii="Cambria Math" w:hAnsi="Cambria Math" w:cs="Calibri"/>
+                      </w:rPr>
+                      <m:t>5052</m:t>
+                    </m:r>
+                  </m:sub>
+                </m:sSub>
+              </m:oMath>
+            </m:oMathPara>
           </w:p>
         </w:tc>
         <w:tc>
@@ -770,58 +879,59 @@
           <w:p>
             <w:pPr>
               <w:pStyle w:val="my-2"/>
+              <w:jc w:val="center"/>
               <w:rPr>
                 <w:rFonts w:ascii="Calibri" w:hAnsi="Calibri" w:cs="Calibri"/>
                 <w:b/>
                 <w:bCs/>
               </w:rPr>
             </w:pPr>
-            <w:r>
-              <w:rPr>
-                <w:rFonts w:ascii="Calibri" w:hAnsi="Calibri" w:cs="Calibri"/>
-                <w:b/>
-                <w:bCs/>
-              </w:rPr>
-              <w:t>stress_value_5052</w:t>
-            </w:r>
-          </w:p>
-        </w:tc>
-        <w:tc>
-          <w:tcPr>
-            <w:tcW w:w="0" w:type="auto"/>
-            <w:tcBorders>
-              <w:top w:val="single" w:sz="6" w:space="0" w:color="DDDDDD"/>
-              <w:left w:val="single" w:sz="6" w:space="0" w:color="DDDDDD"/>
-              <w:bottom w:val="single" w:sz="6" w:space="0" w:color="DDDDDD"/>
-              <w:right w:val="single" w:sz="6" w:space="0" w:color="DDDDDD"/>
-            </w:tcBorders>
-            <w:shd w:val="clear" w:color="auto" w:fill="F2F2F2"/>
-            <w:tcMar>
-              <w:top w:w="120" w:type="dxa"/>
-              <w:left w:w="120" w:type="dxa"/>
-              <w:bottom w:w="120" w:type="dxa"/>
-              <w:right w:w="120" w:type="dxa"/>
-            </w:tcMar>
-            <w:vAlign w:val="center"/>
-            <w:hideMark/>
-          </w:tcPr>
-          <w:p>
-            <w:pPr>
-              <w:pStyle w:val="my-2"/>
-              <w:rPr>
-                <w:rFonts w:ascii="Calibri" w:hAnsi="Calibri" w:cs="Calibri"/>
-                <w:b/>
-                <w:bCs/>
-              </w:rPr>
-            </w:pPr>
-            <w:r>
-              <w:rPr>
-                <w:rFonts w:ascii="Calibri" w:hAnsi="Calibri" w:cs="Calibri"/>
-                <w:b/>
-                <w:bCs/>
-              </w:rPr>
-              <w:t>stress_value_6061</w:t>
-            </w:r>
+            <m:oMathPara>
+              <m:oMath>
+                <m:r>
+                  <m:rPr>
+                    <m:sty m:val="b"/>
+                  </m:rPr>
+                  <w:rPr>
+                    <w:rFonts w:ascii="Cambria Math" w:hAnsi="Cambria Math" w:cs="Calibri"/>
+                  </w:rPr>
+                  <m:t>Δ</m:t>
+                </m:r>
+                <m:sSub>
+                  <m:sSubPr>
+                    <m:ctrlPr>
+                      <w:rPr>
+                        <w:rFonts w:ascii="Cambria Math" w:hAnsi="Cambria Math" w:cs="Calibri"/>
+                        <w:b/>
+                        <w:bCs/>
+                      </w:rPr>
+                    </m:ctrlPr>
+                  </m:sSubPr>
+                  <m:e>
+                    <m:r>
+                      <m:rPr>
+                        <m:sty m:val="b"/>
+                      </m:rPr>
+                      <w:rPr>
+                        <w:rFonts w:ascii="Cambria Math" w:hAnsi="Cambria Math" w:cs="Calibri"/>
+                      </w:rPr>
+                      <m:t>σ</m:t>
+                    </m:r>
+                  </m:e>
+                  <m:sub>
+                    <m:r>
+                      <m:rPr>
+                        <m:sty m:val="b"/>
+                      </m:rPr>
+                      <w:rPr>
+                        <w:rFonts w:ascii="Cambria Math" w:hAnsi="Cambria Math" w:cs="Calibri"/>
+                      </w:rPr>
+                      <m:t>6061</m:t>
+                    </m:r>
+                  </m:sub>
+                </m:sSub>
+              </m:oMath>
+            </m:oMathPara>
           </w:p>
         </w:tc>
       </w:tr>
@@ -847,6 +957,7 @@
           <w:p>
             <w:pPr>
               <w:pStyle w:val="my-2"/>
+              <w:jc w:val="center"/>
               <w:rPr>
                 <w:rFonts w:ascii="Calibri" w:hAnsi="Calibri" w:cs="Calibri"/>
               </w:rPr>
@@ -855,13 +966,20 @@
               <w:rPr>
                 <w:rFonts w:ascii="Calibri" w:hAnsi="Calibri" w:cs="Calibri"/>
               </w:rPr>
-              <w:t>R-squared</w:t>
+              <w:t>R</w:t>
+            </w:r>
+            <w:r>
+              <w:rPr>
+                <w:rFonts w:ascii="Calibri" w:hAnsi="Calibri" w:cs="Calibri"/>
+                <w:vertAlign w:val="superscript"/>
+              </w:rPr>
+              <w:t>2</w:t>
             </w:r>
           </w:p>
         </w:tc>
         <w:tc>
           <w:tcPr>
-            <w:tcW w:w="0" w:type="auto"/>
+            <w:tcW w:w="1371" w:type="pct"/>
             <w:tcBorders>
               <w:top w:val="single" w:sz="6" w:space="0" w:color="DDDDDD"/>
               <w:left w:val="single" w:sz="6" w:space="0" w:color="DDDDDD"/>
@@ -873,27 +991,160 @@
           <w:p>
             <w:pPr>
               <w:pStyle w:val="my-2"/>
-              <w:rPr>
-                <w:rFonts w:ascii="Calibri" w:hAnsi="Calibri" w:cs="Calibri"/>
+              <w:jc w:val="center"/>
+              <w:rPr>
+                <w:rFonts w:ascii="Calibri" w:hAnsi="Calibri" w:cs="Calibri"/>
+                <w:i/>
+                <w:iCs/>
               </w:rPr>
             </w:pPr>
             <w:r>
               <w:rPr>
                 <w:rFonts w:ascii="Calibri" w:hAnsi="Calibri" w:cs="Calibri"/>
               </w:rPr>
-              <w:t>0.290 (</w:t>
-            </w:r>
-            <w:r>
-              <w:rPr>
-                <w:rFonts w:ascii="Calibri" w:hAnsi="Calibri" w:cs="Calibri"/>
-              </w:rPr>
-              <w:t>M</w:t>
-            </w:r>
-            <w:r>
-              <w:rPr>
-                <w:rFonts w:ascii="Calibri" w:hAnsi="Calibri" w:cs="Calibri"/>
-              </w:rPr>
-              <w:t xml:space="preserve">oderate) </w:t>
+              <w:t>0.290</w:t>
+            </w:r>
+            <w:r>
+              <w:rPr>
+                <w:rFonts w:ascii="Calibri" w:hAnsi="Calibri" w:cs="Calibri"/>
+              </w:rPr>
+              <w:br/>
+            </w:r>
+            <w:r>
+              <w:rPr>
+                <w:rFonts w:ascii="Calibri" w:hAnsi="Calibri" w:cs="Calibri"/>
+                <w:i/>
+                <w:iCs/>
+              </w:rPr>
+              <w:t>(</w:t>
+            </w:r>
+            <w:r>
+              <w:rPr>
+                <w:rFonts w:ascii="Calibri" w:hAnsi="Calibri" w:cs="Calibri"/>
+                <w:i/>
+                <w:iCs/>
+              </w:rPr>
+              <w:t>FB-</w:t>
+            </w:r>
+            <w:r>
+              <w:rPr>
+                <w:rFonts w:ascii="Calibri" w:hAnsi="Calibri" w:cs="Calibri"/>
+                <w:i/>
+                <w:iCs/>
+              </w:rPr>
+              <w:t>ML</w:t>
+            </w:r>
+            <w:r>
+              <w:rPr>
+                <w:rFonts w:ascii="Calibri" w:hAnsi="Calibri" w:cs="Calibri"/>
+                <w:i/>
+                <w:iCs/>
+              </w:rPr>
+              <w:t>A →</w:t>
+            </w:r>
+            <w:r>
+              <w:rPr>
+                <w:rFonts w:ascii="Calibri" w:hAnsi="Calibri" w:cs="Calibri"/>
+                <w:i/>
+                <w:iCs/>
+              </w:rPr>
+              <w:t xml:space="preserve"> 0.</w:t>
+            </w:r>
+            <w:r>
+              <w:rPr>
+                <w:rFonts w:ascii="Calibri" w:hAnsi="Calibri" w:cs="Calibri"/>
+                <w:i/>
+                <w:iCs/>
+              </w:rPr>
+              <w:t>415</w:t>
+            </w:r>
+            <w:r>
+              <w:rPr>
+                <w:rFonts w:ascii="Calibri" w:hAnsi="Calibri" w:cs="Calibri"/>
+                <w:i/>
+                <w:iCs/>
+              </w:rPr>
+              <w:t>)</w:t>
+            </w:r>
+          </w:p>
+        </w:tc>
+        <w:tc>
+          <w:tcPr>
+            <w:tcW w:w="1503" w:type="pct"/>
+            <w:tcBorders>
+              <w:top w:val="single" w:sz="6" w:space="0" w:color="DDDDDD"/>
+              <w:left w:val="single" w:sz="6" w:space="0" w:color="DDDDDD"/>
+              <w:bottom w:val="single" w:sz="6" w:space="0" w:color="DDDDDD"/>
+              <w:right w:val="single" w:sz="6" w:space="0" w:color="DDDDDD"/>
+            </w:tcBorders>
+            <w:tcMar>
+              <w:top w:w="120" w:type="dxa"/>
+              <w:left w:w="120" w:type="dxa"/>
+              <w:bottom w:w="120" w:type="dxa"/>
+              <w:right w:w="120" w:type="dxa"/>
+            </w:tcMar>
+            <w:vAlign w:val="center"/>
+            <w:hideMark/>
+          </w:tcPr>
+          <w:p>
+            <w:pPr>
+              <w:pStyle w:val="my-2"/>
+              <w:jc w:val="center"/>
+              <w:rPr>
+                <w:rFonts w:ascii="Calibri" w:hAnsi="Calibri" w:cs="Calibri"/>
+              </w:rPr>
+            </w:pPr>
+            <w:r>
+              <w:rPr>
+                <w:rFonts w:ascii="Calibri" w:hAnsi="Calibri" w:cs="Calibri"/>
+              </w:rPr>
+              <w:t>0.070</w:t>
+            </w:r>
+            <w:r>
+              <w:rPr>
+                <w:rFonts w:ascii="Calibri" w:hAnsi="Calibri" w:cs="Calibri"/>
+              </w:rPr>
+              <w:br/>
+            </w:r>
+            <w:r>
+              <w:rPr>
+                <w:rFonts w:ascii="Calibri" w:hAnsi="Calibri" w:cs="Calibri"/>
+                <w:i/>
+                <w:iCs/>
+              </w:rPr>
+              <w:t>(</w:t>
+            </w:r>
+            <w:r>
+              <w:rPr>
+                <w:rFonts w:ascii="Calibri" w:hAnsi="Calibri" w:cs="Calibri"/>
+                <w:i/>
+                <w:iCs/>
+              </w:rPr>
+              <w:t>FB-MLA→</w:t>
+            </w:r>
+            <w:r>
+              <w:rPr>
+                <w:rFonts w:ascii="Calibri" w:hAnsi="Calibri" w:cs="Calibri"/>
+                <w:i/>
+                <w:iCs/>
+              </w:rPr>
+              <w:t>0.</w:t>
+            </w:r>
+            <w:r>
+              <w:rPr>
+                <w:rFonts w:ascii="Calibri" w:hAnsi="Calibri" w:cs="Calibri"/>
+                <w:i/>
+                <w:iCs/>
+              </w:rPr>
+              <w:t>194</w:t>
+            </w:r>
+            <w:r>
+              <w:rPr>
+                <w:rFonts w:ascii="Calibri" w:hAnsi="Calibri" w:cs="Calibri"/>
+                <w:i/>
+                <w:iCs/>
+              </w:rPr>
+              <w:t>)</w:t>
             </w:r>
           </w:p>
         </w:tc>
@@ -918,6 +1169,7 @@
           <w:p>
             <w:pPr>
               <w:pStyle w:val="my-2"/>
+              <w:jc w:val="center"/>
               <w:rPr>
                 <w:rFonts w:ascii="Calibri" w:hAnsi="Calibri" w:cs="Calibri"/>
               </w:rPr>
@@ -926,64 +1178,53 @@
               <w:rPr>
                 <w:rFonts w:ascii="Calibri" w:hAnsi="Calibri" w:cs="Calibri"/>
               </w:rPr>
-              <w:t>0.070 (</w:t>
-            </w:r>
-            <w:r>
-              <w:rPr>
-                <w:rFonts w:ascii="Calibri" w:hAnsi="Calibri" w:cs="Calibri"/>
-              </w:rPr>
-              <w:t>W</w:t>
-            </w:r>
-            <w:r>
-              <w:rPr>
-                <w:rFonts w:ascii="Calibri" w:hAnsi="Calibri" w:cs="Calibri"/>
-              </w:rPr>
-              <w:t xml:space="preserve">eak) </w:t>
-            </w:r>
-          </w:p>
-        </w:tc>
-        <w:tc>
-          <w:tcPr>
-            <w:tcW w:w="0" w:type="auto"/>
-            <w:tcBorders>
-              <w:top w:val="single" w:sz="6" w:space="0" w:color="DDDDDD"/>
-              <w:left w:val="single" w:sz="6" w:space="0" w:color="DDDDDD"/>
-              <w:bottom w:val="single" w:sz="6" w:space="0" w:color="DDDDDD"/>
-              <w:right w:val="single" w:sz="6" w:space="0" w:color="DDDDDD"/>
-            </w:tcBorders>
-            <w:tcMar>
-              <w:top w:w="120" w:type="dxa"/>
-              <w:left w:w="120" w:type="dxa"/>
-              <w:bottom w:w="120" w:type="dxa"/>
-              <w:right w:w="120" w:type="dxa"/>
-            </w:tcMar>
-            <w:vAlign w:val="center"/>
-            <w:hideMark/>
-          </w:tcPr>
-          <w:p>
-            <w:pPr>
-              <w:pStyle w:val="my-2"/>
-              <w:rPr>
-                <w:rFonts w:ascii="Calibri" w:hAnsi="Calibri" w:cs="Calibri"/>
-              </w:rPr>
-            </w:pPr>
-            <w:r>
-              <w:rPr>
-                <w:rFonts w:ascii="Calibri" w:hAnsi="Calibri" w:cs="Calibri"/>
-              </w:rPr>
-              <w:t>0.015 (</w:t>
-            </w:r>
-            <w:r>
-              <w:rPr>
-                <w:rFonts w:ascii="Calibri" w:hAnsi="Calibri" w:cs="Calibri"/>
-              </w:rPr>
-              <w:t>V</w:t>
-            </w:r>
-            <w:r>
-              <w:rPr>
-                <w:rFonts w:ascii="Calibri" w:hAnsi="Calibri" w:cs="Calibri"/>
-              </w:rPr>
-              <w:t xml:space="preserve">ery weak) </w:t>
+              <w:t>0.015</w:t>
+            </w:r>
+            <w:r>
+              <w:rPr>
+                <w:rFonts w:ascii="Calibri" w:hAnsi="Calibri" w:cs="Calibri"/>
+              </w:rPr>
+              <w:br/>
+            </w:r>
+            <w:r>
+              <w:rPr>
+                <w:rFonts w:ascii="Calibri" w:hAnsi="Calibri" w:cs="Calibri"/>
+                <w:i/>
+                <w:iCs/>
+              </w:rPr>
+              <w:t>(</w:t>
+            </w:r>
+            <w:r>
+              <w:rPr>
+                <w:rFonts w:ascii="Calibri" w:hAnsi="Calibri" w:cs="Calibri"/>
+                <w:i/>
+                <w:iCs/>
+              </w:rPr>
+              <w:t>FB-</w:t>
+            </w:r>
+            <w:r>
+              <w:rPr>
+                <w:rFonts w:ascii="Calibri" w:hAnsi="Calibri" w:cs="Calibri"/>
+                <w:i/>
+                <w:iCs/>
+              </w:rPr>
+              <w:t>ML</w:t>
+            </w:r>
+            <w:r>
+              <w:rPr>
+                <w:rFonts w:ascii="Calibri" w:hAnsi="Calibri" w:cs="Calibri"/>
+                <w:i/>
+                <w:iCs/>
+              </w:rPr>
+              <w:t>A→</w:t>
+            </w:r>
+            <w:r>
+              <w:rPr>
+                <w:rFonts w:ascii="Calibri" w:hAnsi="Calibri" w:cs="Calibri"/>
+                <w:i/>
+                <w:iCs/>
+              </w:rPr>
+              <w:t>0.107)</w:t>
             </w:r>
           </w:p>
         </w:tc>
@@ -1010,13 +1251,18 @@
           <w:p>
             <w:pPr>
               <w:pStyle w:val="my-2"/>
-              <w:rPr>
-                <w:rFonts w:ascii="Calibri" w:hAnsi="Calibri" w:cs="Calibri"/>
+              <w:jc w:val="center"/>
+              <w:rPr>
+                <w:rFonts w:ascii="Calibri" w:hAnsi="Calibri" w:cs="Calibri"/>
+                <w:i/>
+                <w:iCs/>
               </w:rPr>
             </w:pPr>
             <w:r>
               <w:rPr>
                 <w:rFonts w:ascii="Calibri" w:hAnsi="Calibri" w:cs="Calibri"/>
+                <w:i/>
+                <w:iCs/>
               </w:rPr>
               <w:t>Prob(F)</w:t>
             </w:r>
@@ -1024,7 +1270,7 @@
         </w:tc>
         <w:tc>
           <w:tcPr>
-            <w:tcW w:w="0" w:type="auto"/>
+            <w:tcW w:w="1371" w:type="pct"/>
             <w:tcBorders>
               <w:top w:val="single" w:sz="6" w:space="0" w:color="DDDDDD"/>
               <w:left w:val="single" w:sz="6" w:space="0" w:color="DDDDDD"/>
@@ -1036,14 +1282,59 @@
           <w:p>
             <w:pPr>
               <w:pStyle w:val="my-2"/>
+              <w:jc w:val="center"/>
               <w:rPr>
                 <w:rFonts w:ascii="Calibri" w:hAnsi="Calibri" w:cs="Calibri"/>
               </w:rPr>
             </w:pPr>
+            <w:r>
+              <w:rPr>
+                <w:rFonts w:ascii="Calibri" w:hAnsi="Calibri" w:cs="Calibri"/>
+                <w:i/>
+                <w:iCs/>
+              </w:rPr>
+              <w:t>1.1e-26</w:t>
+            </w:r>
+            <w:r>
+              <w:rPr>
+                <w:rFonts w:ascii="Calibri" w:hAnsi="Calibri" w:cs="Calibri"/>
+                <w:i/>
+                <w:iCs/>
+              </w:rPr>
+              <w:br/>
+            </w:r>
+            <w:r>
+              <w:rPr>
+                <w:rFonts w:ascii="Calibri" w:hAnsi="Calibri" w:cs="Calibri"/>
+                <w:i/>
+                <w:iCs/>
+              </w:rPr>
+              <w:t>(Highly Significant)</w:t>
+            </w:r>
           </w:p>
+        </w:tc>
+        <w:tc>
+          <w:tcPr>
+            <w:tcW w:w="1503" w:type="pct"/>
+            <w:tcBorders>
+              <w:top w:val="single" w:sz="6" w:space="0" w:color="DDDDDD"/>
+              <w:left w:val="single" w:sz="6" w:space="0" w:color="DDDDDD"/>
+              <w:bottom w:val="single" w:sz="6" w:space="0" w:color="DDDDDD"/>
+              <w:right w:val="single" w:sz="6" w:space="0" w:color="DDDDDD"/>
+            </w:tcBorders>
+            <w:tcMar>
+              <w:top w:w="120" w:type="dxa"/>
+              <w:left w:w="120" w:type="dxa"/>
+              <w:bottom w:w="120" w:type="dxa"/>
+              <w:right w:w="120" w:type="dxa"/>
+            </w:tcMar>
+            <w:vAlign w:val="center"/>
+            <w:hideMark/>
+          </w:tcPr>
           <w:p>
             <w:pPr>
               <w:pStyle w:val="my-2"/>
+              <w:jc w:val="center"/>
               <w:rPr>
                 <w:rFonts w:ascii="Calibri" w:hAnsi="Calibri" w:cs="Calibri"/>
               </w:rPr>
@@ -1052,56 +1343,21 @@
               <w:rPr>
                 <w:rFonts w:ascii="Calibri" w:hAnsi="Calibri" w:cs="Calibri"/>
               </w:rPr>
-              <w:t>1.11</w:t>
-            </w:r>
-            <w:r>
-              <w:rPr>
-                <w:rFonts w:ascii="Calibri" w:hAnsi="Calibri" w:cs="Calibri"/>
-              </w:rPr>
-              <w:t>x</w:t>
-            </w:r>
-            <w:r>
-              <w:rPr>
-                <w:rFonts w:ascii="Calibri" w:hAnsi="Calibri" w:cs="Calibri"/>
-              </w:rPr>
-              <w:t>e</w:t>
-            </w:r>
-            <w:r>
-              <w:rPr>
-                <w:rFonts w:ascii="Calibri" w:hAnsi="Calibri" w:cs="Calibri"/>
-                <w:vertAlign w:val="superscript"/>
-              </w:rPr>
-              <w:t>-26</w:t>
-            </w:r>
-            <w:r>
-              <w:rPr>
-                <w:rFonts w:ascii="Calibri" w:hAnsi="Calibri" w:cs="Calibri"/>
-              </w:rPr>
-              <w:t xml:space="preserve"> (</w:t>
-            </w:r>
-            <w:r>
-              <w:rPr>
-                <w:rFonts w:ascii="Calibri" w:hAnsi="Calibri" w:cs="Calibri"/>
-              </w:rPr>
-              <w:t>H</w:t>
-            </w:r>
-            <w:r>
-              <w:rPr>
-                <w:rFonts w:ascii="Calibri" w:hAnsi="Calibri" w:cs="Calibri"/>
-              </w:rPr>
-              <w:t xml:space="preserve">ighly </w:t>
-            </w:r>
-            <w:r>
-              <w:rPr>
-                <w:rFonts w:ascii="Calibri" w:hAnsi="Calibri" w:cs="Calibri"/>
-              </w:rPr>
-              <w:t>S</w:t>
-            </w:r>
-            <w:r>
-              <w:rPr>
-                <w:rFonts w:ascii="Calibri" w:hAnsi="Calibri" w:cs="Calibri"/>
-              </w:rPr>
-              <w:t>ignificant)</w:t>
+              <w:t>1.84e-05</w:t>
+            </w:r>
+            <w:r>
+              <w:rPr>
+                <w:rFonts w:ascii="Calibri" w:hAnsi="Calibri" w:cs="Calibri"/>
+              </w:rPr>
+              <w:br/>
+            </w:r>
+            <w:r>
+              <w:rPr>
+                <w:rFonts w:ascii="Calibri" w:hAnsi="Calibri" w:cs="Calibri"/>
+                <w:i/>
+                <w:iCs/>
+              </w:rPr>
+              <w:t>(Significant)</w:t>
             </w:r>
           </w:p>
         </w:tc>
@@ -1126,6 +1382,7 @@
           <w:p>
             <w:pPr>
               <w:pStyle w:val="my-2"/>
+              <w:jc w:val="center"/>
               <w:rPr>
                 <w:rFonts w:ascii="Calibri" w:hAnsi="Calibri" w:cs="Calibri"/>
               </w:rPr>
@@ -1134,76 +1391,21 @@
               <w:rPr>
                 <w:rFonts w:ascii="Calibri" w:hAnsi="Calibri" w:cs="Calibri"/>
               </w:rPr>
-              <w:t>1.84e-05 (</w:t>
-            </w:r>
-            <w:r>
-              <w:rPr>
-                <w:rFonts w:ascii="Calibri" w:hAnsi="Calibri" w:cs="Calibri"/>
-              </w:rPr>
-              <w:t>S</w:t>
-            </w:r>
-            <w:r>
-              <w:rPr>
-                <w:rFonts w:ascii="Calibri" w:hAnsi="Calibri" w:cs="Calibri"/>
-              </w:rPr>
-              <w:t xml:space="preserve">ignificant) </w:t>
-            </w:r>
-          </w:p>
-        </w:tc>
-        <w:tc>
-          <w:tcPr>
-            <w:tcW w:w="0" w:type="auto"/>
-            <w:tcBorders>
-              <w:top w:val="single" w:sz="6" w:space="0" w:color="DDDDDD"/>
-              <w:left w:val="single" w:sz="6" w:space="0" w:color="DDDDDD"/>
-              <w:bottom w:val="single" w:sz="6" w:space="0" w:color="DDDDDD"/>
-              <w:right w:val="single" w:sz="6" w:space="0" w:color="DDDDDD"/>
-            </w:tcBorders>
-            <w:tcMar>
-              <w:top w:w="120" w:type="dxa"/>
-              <w:left w:w="120" w:type="dxa"/>
-              <w:bottom w:w="120" w:type="dxa"/>
-              <w:right w:w="120" w:type="dxa"/>
-            </w:tcMar>
-            <w:vAlign w:val="center"/>
-            <w:hideMark/>
-          </w:tcPr>
-          <w:p>
-            <w:pPr>
-              <w:pStyle w:val="my-2"/>
-              <w:rPr>
-                <w:rFonts w:ascii="Calibri" w:hAnsi="Calibri" w:cs="Calibri"/>
-              </w:rPr>
-            </w:pPr>
-            <w:r>
-              <w:rPr>
-                <w:rFonts w:ascii="Calibri" w:hAnsi="Calibri" w:cs="Calibri"/>
-              </w:rPr>
-              <w:t>0.217 (</w:t>
-            </w:r>
-            <w:r>
-              <w:rPr>
-                <w:rFonts w:ascii="Calibri" w:hAnsi="Calibri" w:cs="Calibri"/>
-              </w:rPr>
-              <w:t>N</w:t>
-            </w:r>
-            <w:r>
-              <w:rPr>
-                <w:rFonts w:ascii="Calibri" w:hAnsi="Calibri" w:cs="Calibri"/>
-              </w:rPr>
-              <w:t xml:space="preserve">ot </w:t>
-            </w:r>
-            <w:r>
-              <w:rPr>
-                <w:rFonts w:ascii="Calibri" w:hAnsi="Calibri" w:cs="Calibri"/>
-              </w:rPr>
-              <w:t>S</w:t>
-            </w:r>
-            <w:r>
-              <w:rPr>
-                <w:rFonts w:ascii="Calibri" w:hAnsi="Calibri" w:cs="Calibri"/>
-              </w:rPr>
-              <w:t xml:space="preserve">ignificant) </w:t>
+              <w:t>0.217</w:t>
+            </w:r>
+            <w:r>
+              <w:rPr>
+                <w:rFonts w:ascii="Calibri" w:hAnsi="Calibri" w:cs="Calibri"/>
+              </w:rPr>
+              <w:br/>
+            </w:r>
+            <w:r>
+              <w:rPr>
+                <w:rFonts w:ascii="Calibri" w:hAnsi="Calibri" w:cs="Calibri"/>
+                <w:i/>
+                <w:iCs/>
+              </w:rPr>
+              <w:t>(Not Significant)</w:t>
             </w:r>
           </w:p>
         </w:tc>
@@ -1230,6 +1432,7 @@
           <w:p>
             <w:pPr>
               <w:pStyle w:val="my-2"/>
+              <w:jc w:val="center"/>
               <w:rPr>
                 <w:rFonts w:ascii="Calibri" w:hAnsi="Calibri" w:cs="Calibri"/>
               </w:rPr>
@@ -1238,13 +1441,13 @@
               <w:rPr>
                 <w:rFonts w:ascii="Calibri" w:hAnsi="Calibri" w:cs="Calibri"/>
               </w:rPr>
-              <w:t>Correlation</w:t>
+              <w:t>Effect</w:t>
             </w:r>
           </w:p>
         </w:tc>
         <w:tc>
           <w:tcPr>
-            <w:tcW w:w="0" w:type="auto"/>
+            <w:tcW w:w="1371" w:type="pct"/>
             <w:tcBorders>
               <w:top w:val="single" w:sz="6" w:space="0" w:color="DDDDDD"/>
               <w:left w:val="single" w:sz="6" w:space="0" w:color="DDDDDD"/>
@@ -1256,6 +1459,7 @@
           <w:p>
             <w:pPr>
               <w:pStyle w:val="my-2"/>
+              <w:jc w:val="center"/>
               <w:rPr>
                 <w:rFonts w:ascii="Calibri" w:hAnsi="Calibri" w:cs="Calibri"/>
               </w:rPr>
@@ -1263,14 +1467,100 @@
             <w:r>
               <w:rPr>
                 <w:rFonts w:ascii="Calibri" w:hAnsi="Calibri" w:cs="Calibri"/>
-              </w:rPr>
-              <w:t>P</w:t>
-            </w:r>
-            <w:r>
-              <w:rPr>
-                <w:rFonts w:ascii="Calibri" w:hAnsi="Calibri" w:cs="Calibri"/>
-              </w:rPr>
-              <w:t>osition (−), R (−), W (+)</w:t>
+                <w:i/>
+                <w:iCs/>
+              </w:rPr>
+              <w:t>Position</w:t>
+            </w:r>
+            <w:r>
+              <w:rPr>
+                <w:rFonts w:ascii="Calibri" w:hAnsi="Calibri" w:cs="Calibri"/>
+              </w:rPr>
+              <w:t xml:space="preserve"> (−), </w:t>
+            </w:r>
+            <w:r>
+              <w:rPr>
+                <w:rFonts w:ascii="Calibri" w:hAnsi="Calibri" w:cs="Calibri"/>
+                <w:i/>
+                <w:iCs/>
+              </w:rPr>
+              <w:t>R</w:t>
+            </w:r>
+            <w:r>
+              <w:rPr>
+                <w:rFonts w:ascii="Calibri" w:hAnsi="Calibri" w:cs="Calibri"/>
+              </w:rPr>
+              <w:t xml:space="preserve"> (−), </w:t>
+            </w:r>
+            <w:r>
+              <w:rPr>
+                <w:rFonts w:ascii="Calibri" w:hAnsi="Calibri" w:cs="Calibri"/>
+                <w:i/>
+                <w:iCs/>
+              </w:rPr>
+              <w:t>W</w:t>
+            </w:r>
+            <w:r>
+              <w:rPr>
+                <w:rFonts w:ascii="Calibri" w:hAnsi="Calibri" w:cs="Calibri"/>
+              </w:rPr>
+              <w:t xml:space="preserve"> (+)</w:t>
+            </w:r>
+          </w:p>
+        </w:tc>
+        <w:tc>
+          <w:tcPr>
+            <w:tcW w:w="1503" w:type="pct"/>
+            <w:tcBorders>
+              <w:top w:val="single" w:sz="6" w:space="0" w:color="DDDDDD"/>
+              <w:left w:val="single" w:sz="6" w:space="0" w:color="DDDDDD"/>
+              <w:bottom w:val="single" w:sz="6" w:space="0" w:color="DDDDDD"/>
+              <w:right w:val="single" w:sz="6" w:space="0" w:color="DDDDDD"/>
+            </w:tcBorders>
+            <w:tcMar>
+              <w:top w:w="120" w:type="dxa"/>
+              <w:left w:w="120" w:type="dxa"/>
+              <w:bottom w:w="120" w:type="dxa"/>
+              <w:right w:w="120" w:type="dxa"/>
+            </w:tcMar>
+            <w:vAlign w:val="center"/>
+            <w:hideMark/>
+          </w:tcPr>
+          <w:p>
+            <w:pPr>
+              <w:pStyle w:val="my-2"/>
+              <w:jc w:val="center"/>
+              <w:rPr>
+                <w:rFonts w:ascii="Calibri" w:hAnsi="Calibri" w:cs="Calibri"/>
+              </w:rPr>
+            </w:pPr>
+            <w:r>
+              <w:rPr>
+                <w:rFonts w:ascii="Calibri" w:hAnsi="Calibri" w:cs="Calibri"/>
+                <w:i/>
+                <w:iCs/>
+              </w:rPr>
+              <w:t>Position</w:t>
+            </w:r>
+            <w:r>
+              <w:rPr>
+                <w:rFonts w:ascii="Calibri" w:hAnsi="Calibri" w:cs="Calibri"/>
+              </w:rPr>
+              <w:t xml:space="preserve"> (−), </w:t>
+            </w:r>
+            <w:r>
+              <w:rPr>
+                <w:rFonts w:ascii="Calibri" w:hAnsi="Calibri" w:cs="Calibri"/>
+                <w:i/>
+                <w:iCs/>
+              </w:rPr>
+              <w:t>R</w:t>
+            </w:r>
+            <w:r>
+              <w:rPr>
+                <w:rFonts w:ascii="Calibri" w:hAnsi="Calibri" w:cs="Calibri"/>
+              </w:rPr>
+              <w:t xml:space="preserve"> (+)</w:t>
             </w:r>
           </w:p>
         </w:tc>
@@ -1295,6 +1585,7 @@
           <w:p>
             <w:pPr>
               <w:pStyle w:val="my-2"/>
+              <w:jc w:val="center"/>
               <w:rPr>
                 <w:rFonts w:ascii="Calibri" w:hAnsi="Calibri" w:cs="Calibri"/>
               </w:rPr>
@@ -1302,47 +1593,16 @@
             <w:r>
               <w:rPr>
                 <w:rFonts w:ascii="Calibri" w:hAnsi="Calibri" w:cs="Calibri"/>
-              </w:rPr>
-              <w:t>P</w:t>
-            </w:r>
-            <w:r>
-              <w:rPr>
-                <w:rFonts w:ascii="Calibri" w:hAnsi="Calibri" w:cs="Calibri"/>
-              </w:rPr>
-              <w:t>osition (−), R (+)</w:t>
-            </w:r>
-          </w:p>
-        </w:tc>
-        <w:tc>
-          <w:tcPr>
-            <w:tcW w:w="0" w:type="auto"/>
-            <w:tcBorders>
-              <w:top w:val="single" w:sz="6" w:space="0" w:color="DDDDDD"/>
-              <w:left w:val="single" w:sz="6" w:space="0" w:color="DDDDDD"/>
-              <w:bottom w:val="single" w:sz="6" w:space="0" w:color="DDDDDD"/>
-              <w:right w:val="single" w:sz="6" w:space="0" w:color="DDDDDD"/>
-            </w:tcBorders>
-            <w:tcMar>
-              <w:top w:w="120" w:type="dxa"/>
-              <w:left w:w="120" w:type="dxa"/>
-              <w:bottom w:w="120" w:type="dxa"/>
-              <w:right w:w="120" w:type="dxa"/>
-            </w:tcMar>
-            <w:vAlign w:val="center"/>
-            <w:hideMark/>
-          </w:tcPr>
-          <w:p>
-            <w:pPr>
-              <w:pStyle w:val="my-2"/>
-              <w:rPr>
-                <w:rFonts w:ascii="Calibri" w:hAnsi="Calibri" w:cs="Calibri"/>
-              </w:rPr>
-            </w:pPr>
-            <w:r>
-              <w:rPr>
-                <w:rFonts w:ascii="Calibri" w:hAnsi="Calibri" w:cs="Calibri"/>
-              </w:rPr>
-              <w:t>W (+)</w:t>
+                <w:i/>
+                <w:iCs/>
+              </w:rPr>
+              <w:t>W</w:t>
+            </w:r>
+            <w:r>
+              <w:rPr>
+                <w:rFonts w:ascii="Calibri" w:hAnsi="Calibri" w:cs="Calibri"/>
+              </w:rPr>
+              <w:t xml:space="preserve"> (+)</w:t>
             </w:r>
           </w:p>
         </w:tc>
@@ -1350,17 +1610,19 @@
     </w:tbl>
     <w:p>
       <w:pPr>
-        <w:pStyle w:val="my-2"/>
-        <w:rPr>
-          <w:rFonts w:ascii="Calibri" w:hAnsi="Calibri" w:cs="Calibri"/>
+        <w:rPr>
+          <w:rFonts w:ascii="Calibri" w:hAnsi="Calibri" w:cs="Calibri"/>
+          <w:noProof/>
+          <w:szCs w:val="24"/>
         </w:rPr>
       </w:pPr>
     </w:p>
     <w:p>
       <w:pPr>
-        <w:pStyle w:val="my-2"/>
-        <w:rPr>
-          <w:rFonts w:ascii="Calibri" w:hAnsi="Calibri" w:cs="Calibri"/>
+        <w:jc w:val="center"/>
+        <w:rPr>
+          <w:rFonts w:ascii="Calibri" w:hAnsi="Calibri" w:cs="Calibri"/>
+          <w:szCs w:val="24"/>
         </w:rPr>
       </w:pPr>
     </w:p>
@@ -1368,35 +1630,65 @@
       <w:pPr>
         <w:rPr>
           <w:rFonts w:ascii="Calibri" w:hAnsi="Calibri" w:cs="Calibri"/>
+          <w:szCs w:val="24"/>
+        </w:rPr>
+      </w:pPr>
+      <w:r>
+        <w:rPr>
+          <w:rFonts w:ascii="Calibri" w:hAnsi="Calibri" w:cs="Calibri"/>
           <w:noProof/>
           <w:szCs w:val="24"/>
         </w:rPr>
-      </w:pPr>
-      <w:r>
-        <w:rPr>
-          <w:rFonts w:ascii="Calibri" w:hAnsi="Calibri" w:cs="Calibri"/>
-          <w:noProof/>
-          <w:szCs w:val="24"/>
-        </w:rPr>
-        <w:br w:type="page"/>
-      </w:r>
-    </w:p>
-    <w:p>
-      <w:pPr>
-        <w:jc w:val="center"/>
-        <w:rPr>
-          <w:rFonts w:ascii="Calibri" w:hAnsi="Calibri" w:cs="Calibri"/>
-          <w:szCs w:val="24"/>
-        </w:rPr>
-      </w:pPr>
-    </w:p>
-    <w:p>
-      <w:pPr>
-        <w:rPr>
-          <w:rFonts w:ascii="Calibri" w:hAnsi="Calibri" w:cs="Calibri"/>
-          <w:szCs w:val="24"/>
-        </w:rPr>
-      </w:pPr>
+        <w:lastRenderedPageBreak/>
+        <w:drawing>
+          <wp:inline distT="0" distB="0" distL="0" distR="0" wp14:anchorId="30707B87" wp14:editId="4C2FAB17">
+            <wp:extent cx="5939155" cy="3678555"/>
+            <wp:effectExtent l="0" t="0" r="4445" b="0"/>
+            <wp:docPr id="60081768" name="Picture 2"/>
+            <wp:cNvGraphicFramePr>
+              <a:graphicFrameLocks xmlns:a="http://schemas.openxmlformats.org/drawingml/2006/main" noChangeAspect="1"/>
+            </wp:cNvGraphicFramePr>
+            <a:graphic xmlns:a="http://schemas.openxmlformats.org/drawingml/2006/main">
+              <a:graphicData uri="http://schemas.openxmlformats.org/drawingml/2006/picture">
+                <pic:pic xmlns:pic="http://schemas.openxmlformats.org/drawingml/2006/picture">
+                  <pic:nvPicPr>
+                    <pic:cNvPr id="0" name="Picture 2"/>
+                    <pic:cNvPicPr>
+                      <a:picLocks noChangeAspect="1" noChangeArrowheads="1"/>
+                    </pic:cNvPicPr>
+                  </pic:nvPicPr>
+                  <pic:blipFill>
+                    <a:blip r:embed="rId7" cstate="print">
+                      <a:extLst>
+                        <a:ext uri="{28A0092B-C50C-407E-A947-70E740481C1C}">
+                          <a14:useLocalDpi xmlns:a14="http://schemas.microsoft.com/office/drawing/2010/main" val="0"/>
+                        </a:ext>
+                      </a:extLst>
+                    </a:blip>
+                    <a:srcRect/>
+                    <a:stretch>
+                      <a:fillRect/>
+                    </a:stretch>
+                  </pic:blipFill>
+                  <pic:spPr bwMode="auto">
+                    <a:xfrm>
+                      <a:off x="0" y="0"/>
+                      <a:ext cx="5939155" cy="3678555"/>
+                    </a:xfrm>
+                    <a:prstGeom prst="rect">
+                      <a:avLst/>
+                    </a:prstGeom>
+                    <a:noFill/>
+                    <a:ln>
+                      <a:noFill/>
+                    </a:ln>
+                  </pic:spPr>
+                </pic:pic>
+              </a:graphicData>
+            </a:graphic>
+          </wp:inline>
+        </w:drawing>
+      </w:r>
     </w:p>
     <w:p>
       <w:pPr>
@@ -1429,7 +1721,7 @@
                     </pic:cNvPicPr>
                   </pic:nvPicPr>
                   <pic:blipFill>
-                    <a:blip r:embed="rId7" cstate="print">
+                    <a:blip r:embed="rId8" cstate="print">
                       <a:extLst>
                         <a:ext uri="{28A0092B-C50C-407E-A947-70E740481C1C}">
                           <a14:useLocalDpi xmlns:a14="http://schemas.microsoft.com/office/drawing/2010/main" val="0"/>
@@ -1492,7 +1784,7 @@
                     </pic:cNvPicPr>
                   </pic:nvPicPr>
                   <pic:blipFill>
-                    <a:blip r:embed="rId8" cstate="print">
+                    <a:blip r:embed="rId9" cstate="print">
                       <a:extLst>
                         <a:ext uri="{28A0092B-C50C-407E-A947-70E740481C1C}">
                           <a14:useLocalDpi xmlns:a14="http://schemas.microsoft.com/office/drawing/2010/main" val="0"/>
@@ -1537,6 +1829,7 @@
           <w:noProof/>
           <w:szCs w:val="24"/>
         </w:rPr>
+        <w:lastRenderedPageBreak/>
         <w:drawing>
           <wp:inline distT="0" distB="0" distL="0" distR="0" wp14:anchorId="110BEA66" wp14:editId="409CF1AE">
             <wp:extent cx="5932805" cy="2165350"/>
@@ -1555,7 +1848,7 @@
                     </pic:cNvPicPr>
                   </pic:nvPicPr>
                   <pic:blipFill>
-                    <a:blip r:embed="rId9" cstate="print">
+                    <a:blip r:embed="rId10" cstate="print">
                       <a:extLst>
                         <a:ext uri="{28A0092B-C50C-407E-A947-70E740481C1C}">
                           <a14:useLocalDpi xmlns:a14="http://schemas.microsoft.com/office/drawing/2010/main" val="0"/>
@@ -2347,6 +2640,7 @@
   <w:style w:type="paragraph" w:default="1" w:styleId="Normal">
     <w:name w:val="Normal"/>
     <w:qFormat/>
+    <w:rsid w:val="0016407B"/>
   </w:style>
   <w:style w:type="paragraph" w:styleId="Heading1">
     <w:name w:val="heading 1"/>
@@ -2550,6 +2844,7 @@
   <w:style w:type="character" w:default="1" w:styleId="DefaultParagraphFont">
     <w:name w:val="Default Paragraph Font"/>
     <w:uiPriority w:val="1"/>
+    <w:semiHidden/>
     <w:unhideWhenUsed/>
   </w:style>
   <w:style w:type="table" w:default="1" w:styleId="TableNormal">
